--- a/T&C/General T&C/Vers 9 - Multilanguage - Q4 2026/9_Termini_e_Condizioni_Generali_Fleequid_F0009_2026_PT.docx
+++ b/T&C/General T&C/Vers 9 - Multilanguage - Q4 2026/9_Termini_e_Condizioni_Generali_Fleequid_F0009_2026_PT.docx
@@ -1314,7 +1314,7 @@
                 <w:smallCaps/>
                 <w:noProof/>
               </w:rPr>
-              <w:t>Venda diferida: adiantamento e Veículo temporariamente em uso pelo Vendedor.</w:t>
+              <w:t>Venda diferida: Adiantamento e Veículo temporariamente em uso pelo Vendedor.</w:t>
             </w:r>
             <w:r>
               <w:rPr>
@@ -1361,7 +1361,7 @@
                 <w:noProof/>
                 <w:webHidden/>
               </w:rPr>
-              <w:t>50</w:t>
+              <w:t>51</w:t>
             </w:r>
             <w:r>
               <w:rPr>
@@ -2025,7 +2025,7 @@
                 <w:noProof/>
                 <w:webHidden/>
               </w:rPr>
-              <w:t>89</w:t>
+              <w:t>90</w:t>
             </w:r>
             <w:r>
               <w:rPr>
@@ -3497,7 +3497,7 @@
           <w:sz w:val="20"/>
           <w:szCs w:val="20"/>
         </w:rPr>
-        <w:t>, titular da marca Fleequid®. O termo pode também referir-se a outras entidades jurídicas, afiliadas ou designadas pela Adorea S.r.l. para a comercialização de Veículos, nos termos previstos no art. 2.9. A Fleequid gere o Marketplace e disponibiliza os Serviços; a qualidade em que intervém em cada operação depende do Modelo de Venda aplicável e, na Venda à comissão, da modalidade de execução escolhida, nos termos previstos nos arts. 2.3-2.8, 3, 17 e 18. A posição da Fleequid relativamente aos Veículos qualificáveis como VFV ou, em qualquer caso, como resíduos é regulada pelos arts. 16.13 e 18.8.</w:t>
+        <w:t>, titular da marca Fleequid®. O termo pode também referir-se a outras entidades jurídicas, afiliadas ou designadas pela Adorea S.r.l. para a compra e venda de Veículos, nos termos previstos no art. 2.9. A Fleequid gere o Marketplace e disponibiliza os Serviços; a qualidade em que intervém em cada operação depende do Modelo de Venda aplicável e, na Venda à comissão, da modalidade de execução escolhida, nos termos previstos nos arts. 2.3-2.8, 3, 17 e 18. A posição da Fleequid relativamente aos Veículos qualificáveis como VFV ou, em qualquer caso, como resíduos é regulada pelos arts. 16.13 e 18.8.</w:t>
       </w:r>
     </w:p>
     <w:p>
@@ -5291,7 +5291,7 @@
           <w:sz w:val="20"/>
           <w:szCs w:val="20"/>
         </w:rPr>
-        <w:t>Qualquer referência contida nas presentes CG aos “</w:t>
+        <w:t>Salvo se a disposição em causa previr expressamente um prazo em dias de calendário, qualquer referência contida nas presentes CG aos “</w:t>
       </w:r>
       <w:r>
         <w:rPr>
@@ -5621,7 +5621,7 @@
           <w:sz w:val="20"/>
           <w:szCs w:val="20"/>
         </w:rPr>
-        <w:t>No âmbito da Venda à comissão, a Fleequid pode, à sua discrição insindicável, decidir não operar a Revenda e executar a compra e venda comissionada como Intermediário puro, permitindo que a transferência do Veículo e a respetiva faturação sejam efetuadas diretamente do Vendedor para o Comprador. Nesse caso, a compra e venda do Veículo é celebrada diretamente entre o Vendedor e o Comprador; a Fleequid não a celebra, nem em nome próprio nem como parte, não compra o Veículo, nem sequer temporariamente, não assume a qualidade de vendedor, nem sequer formal, e o preço do Veículo é pago pelo Comprador diretamente ao Vendedor; a Fleequid mantém o direito às Comissões devidas por ambas as Partes e às Tarifas nos termos previstos nas presentes Condições Gerais. A atuação como Intermediário puro constitui uma modalidade interna de execução da Venda à comissão nos termos do art. 2.3 e não um Modelo de Venda autónomo. A faculdade de escolha prevista no presente número é exercida nos termos previstos nos arts. 3.2, 3.5 e 17.1 e é previamente tornada cognoscível e aceite nos termos do art. 3.2, alínea a).</w:t>
+        <w:t>No âmbito da Venda à comissão, a Fleequid pode, à sua discrição insindicável, decidir não operar a Revenda e executar a compra e venda comissionada como Intermediário puro, permitindo que a transferência do Veículo e a respetiva faturação sejam efetuadas diretamente do Vendedor para o Comprador. Nesse caso, a compra e venda do Veículo é celebrada diretamente entre o Vendedor e o Comprador; a Fleequid não a celebra, nem em nome próprio nem como parte, não compra o Veículo, nem sequer temporariamente, não assume a qualidade de vendedor, nem sequer formal, e o preço do Veículo é pago pelo Comprador diretamente ao Vendedor; a Fleequid mantém o direito às Comissões devidas por ambas as Partes e às Tarifas nos termos previstos nas presentes Condições Gerais. A atuação como Intermediário puro constitui uma modalidade interna de execução da Venda à comissão nos termos do art. 2.3 e não um Modelo de Venda autónomo. A faculdade de escolha prevista no presente número é exercida nos termos previstos nos arts. 3.2, 3.5 e 17.1, é previamente tornada cognoscível nos termos do art. 3.2, alínea a), e aceite mediante a adesão às presentes CG.</w:t>
       </w:r>
     </w:p>
     <w:p>
@@ -6188,7 +6188,7 @@
           <w:sz w:val="20"/>
           <w:szCs w:val="20"/>
         </w:rPr>
-        <w:t>A Fleequid reserva-se o direito de alterar unilateralmente, à sua discrição, as Condições Gerais e a Tabela de Tarifas Fleequid a qualquer momento, incluindo para introduzir novos produtos ou Serviços, adaptar as modalidades de funcionamento do Marketplace ou cumprir disposições legais ou regulamentares ou decisões das autoridades competentes. As alterações são comunicadas aos Utilizadores de forma clara e compreensível, com um aviso prévio de pelo menos 30 (trinta) dias relativamente à sua entrada em vigor, salvo se o Utilizador as tiver expressamente aceite antes do termo desse prazo. A Fleequid conserva um arquivo das versões anteriores das Condições Gerais e da Tabela de Tarifas Fleequid, acessível contactando o suporte ao cliente. As alterações podem ser comunicadas através de um ou mais dos seguintes meios: a) e-mail para o endereço de correio eletrónico associado ao perfil do Utilizador, contendo um resumo das alterações e um link para os textos atualizados; b) notificação apresentada na autenticação seguinte do Utilizador no Marketplace; c) publicação de um aviso na página inicial do site da Fleequid, com link para os textos atualizados. O Utilizador que não pretenda aceitar as alterações pode desistir, sem incorrer em penalidades, no prazo de 30 (trinta) dias a contar da comunicação e, em qualquer caso, da publicação das Condições Gerais atualizadas no Marketplace, mediante comunicação escrita para o endereço de e-mail withdrawal@fleequid.com. As alterações aplicam-se aos Eventos de venda e às operações iniciados após a sua entrada em vigor; aos Eventos de venda e às operações já em curso, bem como àqueles relativamente aos quais já se tenha formado o Acordo vinculativo, continuam a aplicar-se, até à sua conclusão, as Condições Gerais e a Tabela de Tarifas Fleequid em vigor no momento do início do respetivo Evento ou da respetiva operação, salvo o disposto no art. 4.9. Recebida a comunicação de desistência, a Fleequid procede à eliminação do perfil do Utilizador nos termos previstos no art. 5.11. Os Utilizadores estão obrigados a verificar a versão das Condições Gerais e da Tabela de Tarifas Fleequid em vigor antes da formulação de uma Oferta, consultando a secção adequada do Marketplace. Decorrido o prazo de aviso prévio, a continuação da utilização do Marketplace ou dos Serviços da Fleequid implica a aceitação das alterações que tenham entrado em vigor. Em caso de litígio sobre a versão ou a aplicabilidade das Condições Gerais ao Contrato, os Utilizadores devem demonstrar que, apesar de todos os esforços razoáveis, não tiveram a oportunidade de consultar as Condições Gerais aplicáveis, mesmo após consulta da secção adequada do Marketplace e pedido oportuno feito por escrito à Fleequid, antes de levantar qualquer objeção, pedido ou reclamação a esse respeito.</w:t>
+        <w:t>A Fleequid reserva-se o direito de alterar unilateralmente, à sua discrição, as Condições Gerais e a Tabela de Tarifas Fleequid a qualquer momento, incluindo para introduzir novos produtos ou Serviços, adaptar as modalidades de funcionamento do Marketplace ou cumprir disposições legais ou regulamentares ou decisões das autoridades competentes. As alterações são comunicadas aos Utilizadores de forma clara e compreensível, com um aviso prévio de pelo menos 30 (trinta) dias de calendário relativamente à sua entrada em vigor, salvo se o Utilizador as tiver expressamente aceite antes do termo desse prazo. A Fleequid conserva um arquivo das versões anteriores das Condições Gerais e da Tabela de Tarifas Fleequid, acessível contactando o suporte ao cliente. As alterações podem ser comunicadas através de um ou mais dos seguintes meios: a) e-mail para o endereço de correio eletrónico associado ao perfil do Utilizador, contendo um resumo das alterações e um link para os textos atualizados; b) notificação apresentada na autenticação seguinte do Utilizador no Marketplace; c) publicação de um aviso na página inicial do site da Fleequid, com link para os textos atualizados. O Utilizador que não pretenda aceitar as alterações pode desistir, sem incorrer em penalidades, no prazo de 30 (trinta) dias de calendário a contar da comunicação e, em qualquer caso, da publicação das Condições Gerais atualizadas no Marketplace, mediante comunicação escrita para o endereço de e-mail withdrawal@fleequid.com. As alterações aplicam-se aos Eventos de venda e às operações iniciados após a sua entrada em vigor; aos Eventos de venda e às operações já em curso, bem como àqueles relativamente aos quais já se tenha formado o Acordo vinculativo, continuam a aplicar-se, até à sua conclusão, as Condições Gerais e a Tabela de Tarifas Fleequid em vigor no momento do início do respetivo Evento ou da respetiva operação, salvo o disposto no art. 4.9. Recebida a comunicação de desistência, a Fleequid procede à eliminação do perfil do Utilizador nos termos previstos no art. 5.11. Os Utilizadores estão obrigados a verificar a versão das Condições Gerais e da Tabela de Tarifas Fleequid em vigor antes da formulação de uma Oferta, consultando a secção adequada do Marketplace. Decorrido o prazo de aviso prévio, a continuação da utilização do Marketplace ou dos Serviços da Fleequid implica a aceitação das alterações que tenham entrado em vigor. Em caso de litígio sobre a versão ou a aplicabilidade das Condições Gerais ao Contrato, os Utilizadores devem demonstrar que, apesar de todos os esforços razoáveis, não tiveram a oportunidade de consultar as Condições Gerais aplicáveis, mesmo após consulta da secção adequada do Marketplace e pedido oportuno feito por escrito à Fleequid, antes de levantar qualquer objeção, pedido ou reclamação a esse respeito.</w:t>
       </w:r>
     </w:p>
     <w:p>
@@ -6680,7 +6680,7 @@
           <w:sz w:val="20"/>
           <w:szCs w:val="20"/>
         </w:rPr>
-        <w:t>A Fleequid comunicará prontamente por escrito ao Utilizador as medidas adotadas nos termos do art. 5.5 anterior, indicando a respetiva justificação. Em função da natureza e da gravidade das circunstâncias verificadas, a Fleequid pode adotar de imediato as medidas necessárias para fazer cessar ou conter a situação contestada ou convidar o Utilizador a saná-la no prazo de 30 (trinta) dias. Decorrido esse prazo sem que a situação tenha sido sanada, a Fleequid pode suspender ou bloquear, inclusivamente por tempo indeterminado, o perfil do Utilizador ou limitar o seu acesso ao Marketplace e aos respetivos Serviços. O referido prazo não se aplica quando: a) a Fleequid deva cumprir uma obrigação legal ou regulamentar ou uma decisão da autoridade competente que exija a cessação ou limitação imediata do fornecimento de Veículos ou Serviços ao Utilizador; b) se verifiquem os pressupostos para a resolução imediata do Contrato nos termos da lei ou das presentes Condições Gerais; c) o Utilizador tenha violado repetidamente as regras de utilização do Marketplace; d) os dados ou os conteúdos atribuíveis ao Utilizador sejam ilícitos ou inadequados, ou a sua conduta possa comprometer a segurança ou o correto funcionamento do Marketplace, da Fleequid ou dos outros Utilizadores; e) a conduta esteja relacionada com fraudes, falsificações, violações em matéria de dados pessoais, spam ou outras atividades ilícitas ou abusivas. Nesses casos, a Fleequid pode adotar a medida sem interpelação prévia, comunicando, em qualquer caso, ao Utilizador a respetiva justificação. A Classificação do Utilizador a que se refere o art. 6 não constitui uma medida nos termos do presente número e não está sujeita ao procedimento aqui previsto. Do mesmo modo, a limitação ou suspensão da atividade da conta determinada relativamente ao Comprador em atraso ou em incumprimento nos termos do art. 12.10 constitui medida autónoma, regulada por essa disposição, não é absorvida pelo procedimento previsto no presente número e não está sujeita aos respetivos pressupostos e prazos.</w:t>
+        <w:t>A Fleequid comunicará prontamente por escrito ao Utilizador as medidas adotadas nos termos do art. 5.5 anterior, indicando a respetiva justificação. Em função da natureza e da gravidade das circunstâncias verificadas, a Fleequid pode adotar de imediato as medidas necessárias para fazer cessar ou conter a situação contestada ou convidar o Utilizador a saná-la no prazo de 30 (trinta) dias. Decorrido esse prazo sem que a situação tenha sido sanada, a Fleequid pode suspender ou bloquear, inclusivamente por tempo indeterminado, o perfil do Utilizador ou limitar o seu acesso ao Marketplace e aos respetivos Serviços. O referido prazo não se aplica quando: a) a Fleequid deva cumprir uma obrigação legal ou regulamentar ou uma decisão da autoridade competente que exija a cessação ou limitação imediata do fornecimento de Veículos ou Serviços ao Utilizador; b) se verifiquem os pressupostos para a resolução imediata do Contrato nos termos da lei ou das presentes Condições Gerais; c) o Utilizador tenha violado repetidamente as regras de utilização do Marketplace; d) os dados ou os conteúdos atribuíveis ao Utilizador sejam ilícitos ou inadequados, ou a sua conduta possa comprometer a segurança ou o correto funcionamento do Marketplace, da Fleequid ou dos outros Utilizadores; e) a conduta esteja relacionada com fraudes, falsificações, violações em matéria de dados pessoais, spam ou outras atividades ilícitas ou abusivas. Nesses casos, a Fleequid pode adotar a medida sem interpelação prévia, comunicando, em qualquer caso, ao Utilizador a respetiva justificação. A Classificação do Utilizador a que se refere o art. 6 não constitui uma medida nos termos do presente número e não está sujeita ao procedimento aqui previsto. Do mesmo modo, a limitação ou suspensão da atividade do perfil determinada relativamente ao Comprador em atraso ou em incumprimento nos termos do art. 12.10 constitui medida autónoma, regulada por essa disposição, não é absorvida pelo procedimento previsto no presente número e não está sujeita aos respetivos pressupostos e prazos.</w:t>
       </w:r>
     </w:p>
     <w:p>
@@ -6780,7 +6780,7 @@
           <w:sz w:val="20"/>
           <w:szCs w:val="20"/>
         </w:rPr>
-        <w:t>. Este sistema está estruturado em conformidade com o art. 11 do Regulamento (UE) 2019/1150, que a Fleequid aplica também a título voluntário quando este não seja diretamente aplicável. Nos termos do art. 12 do referido Regulamento, qualquer litígio relativo à aplicação do disposto no presente artigo é submetido a uma tentativa de mediação da Câmara de Mediação ativa na Câmara de Comércio de Como, com a qual a Fleequid declara querer colaborar, para efeitos de uma tentativa de mediação gerida por um mediador pessoa singular designado e que atua de acordo com as disposições do regulamento de mediação dessa Câmara de Comércio, que o Utilizador pode consultar na secção própria do respetivo site institucional. Mantém-se o regime do procedimento de reclamação relativo aos Veículos previsto no art. 20.</w:t>
+        <w:t>. Este sistema está estruturado em conformidade com o art. 11 do Regulamento (UE) 2019/1150, que a Fleequid aplica também a título voluntário quando este não seja diretamente aplicável. Nos termos do art. 12 do referido Regulamento, os litígios relativos ao acesso ao Marketplace, à sua utilização e às medidas de limitação, suspensão ou cessação do acesso ou da atividade do Utilizador adotadas pela Fleequid nos termos do presente artigo são submetidos a uma tentativa de mediação da Câmara de Mediação ativa na Câmara de Comércio de Como, com a qual a Fleequid declara querer colaborar, para efeitos de uma tentativa de mediação gerida por um mediador pessoa singular designado e que atua de acordo com as disposições do regulamento de mediação dessa Câmara de Comércio, que o Utilizador pode consultar na secção própria do respetivo site institucional. Mantém-se e permanece autónomo o regime do procedimento de reclamação relativo aos Veículos previsto no art. 20, ao qual não se aplica a tentativa de mediação prevista no presente número, salvo se o litígio disser também respeito, autonomamente, a uma das matérias indicadas no período anterior.</w:t>
       </w:r>
     </w:p>
     <w:p>
@@ -6952,7 +6952,7 @@
           <w:sz w:val="20"/>
           <w:szCs w:val="20"/>
         </w:rPr>
-        <w:t>O montante do Depósito caução é determinado pela Fleequid em função do Evento de venda, das características e do valor económico do Veículo, do risco associado à operação específica e, quando aplicável, da Classificação do Utilizador. As presentes Condições Gerais não fixam um montante padrão rígido e uniforme. Sem prejuízo das condições normalmente aplicadas e das eventuais condições mais favoráveis ou isenções concedidas pela Fleequid, a Classificação do Utilizador pode implicar a aplicação de regimes de caução diferenciados, articulados em função do tipo de Veículo e de Evento de venda e, em regra, estruturados do seguinte modo: (i) regime de caução de primeiro nível: 2.000,00 € para os Veículos destinados ao abate; 1.000,00 € para os 1 Euro Auctions; 1.000,00 € para os Veículos com Preço de reserva até 50.000,00 €; 2.000,00 € para os Veículos com Preço de reserva superior a 50.000,00 €; (ii) regime de caução de segundo nível: 2.000,00 € para qualquer Evento de venda. A aplicação de um dos referidos regimes, ou de um montante diferente determinado nos termos do primeiro período, não exige a atribuição ou a comunicação ao Utilizador de uma qualificação ou denominação específica, sem prejuízo do disposto no art. 6.1 quanto à cognoscibilidade prévia da obrigação de pagamento e do respetivo montante, que prevalece em qualquer caso sobre os valores normalmente aplicados.</w:t>
+        <w:t>O montante do Depósito caução é determinado pela Fleequid em função do Evento de venda, das características e do valor económico do Veículo, do risco associado à operação específica e, quando aplicável, da Classificação do Utilizador. As presentes Condições Gerais não fixam um montante padrão rígido e uniforme. Sem prejuízo das condições normalmente aplicadas e das eventuais condições mais favoráveis ou isenções concedidas pela Fleequid, a Classificação do Utilizador pode implicar a aplicação de regimes de caução diferenciados, articulados em função do tipo de Veículo e de Evento de venda e, em regra, estruturados do seguinte modo: (i) regime de caução de primeiro nível: 2.000,00 € para os Veículos destinados ao abate; 1.000,00 € para os 1 Euro Auctions; 1.000,00 € para os Veículos com Preço de reserva até 50.000,00 €; 2.000,00 € para os Veículos com Preço de reserva superior a 50.000,00 €; (ii) regime de caução de segundo nível: 2.000,00 € para qualquer Evento de venda. A aplicação de um dos referidos regimes, ou de um montante diferente determinado nos termos do primeiro período, não exige a atribuição ou a comunicação ao Utilizador de uma qualificação ou denominação específica, sem prejuízo do disposto no art. 6.1 quanto à cognoscibilidade prévia da obrigação de pagamento e do respetivo montante; a obrigação e o montante concretamente tornados cognoscíveis ao Licitante nos termos do art. 6.1 prevalecem em qualquer caso sobre os valores normalmente aplicados.</w:t>
       </w:r>
     </w:p>
     <w:p>
@@ -7129,7 +7129,7 @@
           <w:sz w:val="20"/>
           <w:szCs w:val="20"/>
         </w:rPr>
-        <w:t xml:space="preserve">Ao registar-se no Marketplace da Fleequid, o Utilizador registado declara ter lido a Política de Privacidade de acordo com as leis aplicáveis e os requisitos do art. 13 do RGPD - Regulamento (UE) 2016/679, que pode ser acedida no seguinte endereço: </w:t>
+        <w:t xml:space="preserve">Ao registar-se no Marketplace da Fleequid, o Utilizador registado declara ter lido a Política de Privacidade, que pode ser acedida no seguinte endereço: </w:t>
       </w:r>
       <w:hyperlink r:id="rId16" w:history="1">
         <w:r>
@@ -7142,7 +7142,7 @@
           <w:sz w:val="20"/>
           <w:szCs w:val="20"/>
         </w:rPr>
-        <w:t>. Os dados pessoais são tratados em conformidade com todas as medidas de precaução, que garantem a sua segurança e confidencialidade, de acordo com as disposições do RGPD para os fins e finalidades indicados nesta Política de Privacidade, que também indica e esclarece os direitos e procedimentos que podem ser ativados pelo titular dos dados em relação aos seus dados pessoais.</w:t>
+        <w:t>, de acordo com as leis aplicáveis e os requisitos do art. 13 do RGPD - Regulamento (UE) 2016/679. Os dados pessoais são tratados em conformidade com todas as medidas de precaução, que garantem a sua segurança e confidencialidade, de acordo com as disposições do RGPD para os fins e finalidades indicados nesta Política de Privacidade, que também indica e esclarece os direitos e procedimentos que podem ser ativados pelo titular dos dados em relação aos seus dados pessoais.</w:t>
       </w:r>
     </w:p>
     <w:p>
@@ -7516,7 +7516,7 @@
           <w:sz w:val="20"/>
           <w:szCs w:val="20"/>
         </w:rPr>
-        <w:t>Uma vez cessado o compromisso de comercialização assumido nos termos do art. 8.8, caso o Veículo não tenha sido vendido, o Vendedor pode proceder autonomamente à sua venda através de qualquer outro canal, sem restrições de preço mínimo e a qualquer pessoa ou entidade, sem prejuízo das obrigações de transferência do Veículo eventualmente já constituídas ou ainda pendentes em relação a uma operação específica e, em particular, no âmbito do Dealer Sales. Mantém-se a obrigação de o Vendedor não utilizar informações, contactos ou oportunidades comerciais obtidos através do Marketplace ou por intermédio da Fleequid com o objetivo de celebrar, direta ou indiretamente, operações destinadas a contornar a intervenção da Fleequid. Esta obrigação mantém-se durante 24 (vinte e quatro) meses a contar da primeira publicação do Anúncio relativo ao Veículo no Marketplace ou, caso não esteja prevista a publicação de um Anúncio, da primeira atividade de comercialização do Veículo realizada pela Fleequid. Em caso de violação, a Fleequid tem o direito de aplicar ao Vendedor a penalidade determinada segundo o critério previsto no art. 8.9. Caso o Vendedor, quando esteja obrigado à transferência do Veículo segundo o Modelo de Venda aplicável e as presentes Condições Gerais, recuse sem motivo justificado transferir a respetiva propriedade: a) para a Fleequid, no âmbito da Venda à comissão executada mediante Revenda, o Vendedor está obrigado a pagar uma penalidade igual a 30 % do Preço de venda ao Comprador; b) para a Fleequid, no âmbito do Dealer Sales, o Vendedor está obrigado a pagar uma penalidade igual a 30 % do Preço de compra devido pela Fleequid ao Vendedor; c) diretamente para o Comprador, nos casos em que a Fleequid atue como Intermediário puro nos termos do art. 2.6, o Vendedor está obrigado a pagar à Fleequid uma penalidade igual a 30 % do Preço de venda ao Comprador. Para efeitos do presente número, considera-se verificada a recusa quando esta resulte de uma declaração do Vendedor ou de uma conduta sua inequivocamente incompatível com o cumprimento ou, na sua falta, quando o Vendedor não cumpra a obrigação específica no prazo de 10 (dez) dias a contar da interpelação escrita pela qual a Fleequid o tenha intimado a cumpri-la. Fica ressalvado o direito da Fleequid à indemnização por eventuais danos adicionais, bem como, nos casos em que o Contrato de compra e venda seja celebrado diretamente entre o Vendedor e o Comprador, todos os direitos e meios de tutela que a este assistam. No Dealer Sales, os danos adicionais indemnizáveis à Fleequid incluem também os montantes que esta esteja obrigada a pagar ao seu próprio Comprador em consequência do incumprimento do Vendedor, bem como os respetivos reembolsos, penalidades, custos e despesas. Mantêm-se igualmente os demais meios de tutela previstos nas presentes Condições Gerais, incluindo os referidos nos arts. 16.9 e 17.8 e, quando a Fleequid atua como Intermediário puro, no art. 17.14, sem prejuízo da coordenação das respetivas penalidades nos termos previstos no art. 15.8. Em particular, caso a venda do Veículo a terceiros ou outra conduta equivalente adotada durante o Estado Opcionado configure simultaneamente a violação da exclusividade referida no art. 8.9, a recusa de transferir a propriedade regulada pelo presente número ou a não disponibilização ou não entrega referida no art. 16.9, as respetivas penalidades não se cumulam quando decorram do mesmo facto concreto e tutelem o mesmo interesse: aplica-se exclusivamente uma única penalidade, identificada, em aplicação do critério referido no art. 15.8, pela seguinte ordem: (i) a penalidade prevista no presente número, caso a conduta configure a recusa de transferir a propriedade segundo os critérios acima indicados; (ii) na falta de recusa, as penalidades previstas no art. 16.9, caso a conduta determine a não disponibilização ou não entrega do Veículo seguida da Anulação da venda; (iii) nos demais casos, a penalidade prevista no art. 8.9 para a violação da exclusividade; mantendo-se as consequências que não tenham natureza de penalidade e as decorrentes de factos materialmente distintos.</w:t>
+        <w:t>Uma vez cessado o compromisso de comercialização assumido nos termos do art. 8.8, caso o Veículo não tenha sido vendido, o Vendedor pode proceder autonomamente à sua venda através de qualquer outro canal, sem restrições de preço mínimo e a qualquer pessoa ou entidade, sem prejuízo das obrigações de transferência do Veículo eventualmente já constituídas ou ainda pendentes em relação a uma operação específica e, em particular, no âmbito do Dealer Sales. Mantém-se a obrigação de o Vendedor não utilizar informações, contactos ou oportunidades comerciais obtidos através do Marketplace ou por intermédio da Fleequid com o objetivo de celebrar, direta ou indiretamente, operações destinadas a contornar a intervenção da Fleequid. Esta obrigação mantém-se durante 24 (vinte e quatro) meses a contar da primeira publicação do Anúncio relativo ao Veículo no Marketplace ou, caso não esteja prevista a publicação de um Anúncio, da primeira atividade de comercialização do Veículo realizada pela Fleequid. Em caso de violação, a Fleequid tem o direito de aplicar ao Vendedor a penalidade determinada segundo o critério previsto no art. 8.9. Caso o Vendedor, quando esteja obrigado à transferência do Veículo segundo o Modelo de Venda aplicável e as presentes Condições Gerais, recuse sem motivo justificado transferir a respetiva propriedade: a) para a Fleequid, no âmbito da Venda à comissão executada mediante Revenda, o Vendedor está obrigado a pagar a esta uma penalidade igual a 30 % do Preço de venda ao Comprador; b) para a Fleequid, no âmbito do Dealer Sales, o Vendedor está obrigado a pagar a esta uma penalidade igual a 30 % do Preço de compra devido pela Fleequid ao Vendedor; c) diretamente para o Comprador, nos casos em que a Fleequid atue como Intermediário puro nos termos do art. 2.6, o Vendedor está obrigado a pagar à Fleequid uma penalidade igual a 30 % do Preço de venda ao Comprador. Para efeitos do presente número, considera-se verificada a recusa quando esta resulte de uma declaração do Vendedor ou de uma conduta sua inequivocamente incompatível com o cumprimento ou, na sua falta, quando o Vendedor não cumpra a obrigação específica no prazo de 10 (dez) dias a contar da interpelação escrita pela qual a Fleequid o tenha intimado a cumpri-la. Fica ressalvado o direito da Fleequid à indemnização por eventuais danos adicionais, bem como, nos casos em que o Contrato de compra e venda seja celebrado diretamente entre o Vendedor e o Comprador, todos os direitos e meios de tutela que a este assistam. No Dealer Sales, os danos adicionais indemnizáveis à Fleequid incluem também os montantes que esta esteja obrigada a pagar ao seu próprio Comprador em consequência do incumprimento do Vendedor, bem como os respetivos reembolsos, penalidades, custos e despesas. Mantêm-se igualmente os demais meios de tutela previstos nas presentes Condições Gerais, incluindo os referidos nos arts. 16.9 e 17.8 e, quando a Fleequid atua como Intermediário puro, no art. 17.14, sem prejuízo da coordenação das respetivas penalidades nos termos previstos no art. 15.8. Em particular, caso a venda do Veículo a terceiros ou outra conduta equivalente adotada durante o Estado Opcionado configure simultaneamente a violação da exclusividade referida no art. 8.9, a recusa de transferir a propriedade regulada pelo presente número ou a não disponibilização ou não entrega referida no art. 16.9, as respetivas penalidades não se cumulam quando decorram do mesmo facto concreto e tutelem o mesmo interesse: aplica-se exclusivamente uma única penalidade, identificada, em aplicação do critério referido no art. 15.8, pela seguinte ordem: (i) a penalidade prevista no presente número, caso a conduta configure a recusa de transferir a propriedade segundo os critérios acima indicados; (ii) na falta de recusa, as penalidades previstas no art. 16.9, caso a conduta determine a não disponibilização ou não entrega do Veículo seguida da Anulação da venda; (iii) nos demais casos, a penalidade prevista no art. 8.9 para a violação da exclusividade; mantendo-se as consequências que não tenham natureza de penalidade e as decorrentes de factos materialmente distintos.</w:t>
       </w:r>
     </w:p>
     <w:p>
@@ -7566,7 +7566,7 @@
           <w:sz w:val="20"/>
           <w:szCs w:val="20"/>
         </w:rPr>
-        <w:t>O Vendedor compromete-se a isentar e manter indemnes a Fleequid, as sociedades por ela controladas, coligadas ou afiliadas, bem como os respetivos administradores, sócios, trabalhadores, colaboradores, agentes e representantes, de qualquer reivindicação, pretensão, causa, ação, litígio, dano, custo, despesa ou encargo de qualquer natureza decorrente de: a) falsidades, omissões, inexatidões ou violações relativas às declarações, às garantias e aos compromissos assumidos pelo Vendedor nos termos das presentes Condições Gerais, incluindo, a título exemplificativo e não exaustivo, as omissões ou inexatidões nas Especificações técnicas ou nas informações relativas ao estado, às características e ao funcionamento do Veículo, tais como a presença de ferrugem não declarada, o mau funcionamento do sistema de ar condicionado, a falta de peças ou acessórios, a presença de luzes avisadoras de avaria ou de alarme acesas e as situações análogas; b) presença de materiais perigosos associados ao Veículo ou contaminações decorrentes de fugas, derrames, avarias ou defeitos de funcionamento; c) falta de apresentação, ou apresentação incompleta ou tardia, da documentação, incluindo em original, necessária para a transferência, o registo de titularidade, a entrega ou a circulação do Veículo; d) Ónus sobre o Veículo não expressamente declarados pelo Vendedor e aceites no âmbito da operação específica; e) quantias pagas ou custos suportados pela Fleequid relativamente a despesas, privilégios, direitos, vínculos ou pretensões, registados ou não registados, invocados por credores, autoridades ou outras entidades sobre o Veículo ou em relação ao mesmo, a fim de permitir a sua livre circulação jurídica ou a sua transferência; f) incumprimento da legislação aplicável, incluindo em matéria ambiental, abrangendo qualquer responsabilidade relacionada com a qualificação, detenção, gestão, transporte, valorização ou eliminação de Veículos destinados ao abate ou qualificáveis como VFV, bem como com a omissão, a incompletude ou o atraso da comunicação à Fleequid do respetivo destino ou qualificação; g) utilização indevida ou não conforme do Marketplace pelo Vendedor; h) impostos, taxas, custos, despesas ou outros encargos decorrentes da inobservância, pelo Vendedor, de leis, regulamentos ou obrigações que lhe sejam aplicáveis em relação ao Veículo ou à operação; i) qualquer outra conduta negligente, dolosa ou de qualquer modo ilícita do Vendedor em relação às presentes Condições Gerais, aos Contratos ou à operação específica. Os exemplos indicados na alínea a) têm caráter meramente exemplificativo e não limitam de modo algum o alcance geral da obrigação de indemnidade. A presente obrigação de indemnidade estende-se expressamente, no Dealer Sales, às pretensões apresentadas pelo Comprador contra a Fleequid na sua qualidade de vendedor efetivo e a todas as quantias, reembolsos, custos, despesas de reparação, encargos e danos que a Fleequid esteja obrigada a pagar ou suportar perante o seu próprio Comprador por factos, vícios, defeitos, omissões ou incumprimentos imputáveis ao Vendedor; nesses casos, a Fleequid tem direito de regresso contra o Vendedor e ao reembolso integral do que tiver pago ou suportado. O Vendedor permanece responsável pela correção, completude e veracidade da Proposta de venda, das Especificações técnicas, do eventual dossier técnico, do Anúncio e da documentação relativa ao Veículo, mesmo quando tais conteúdos tenham sido elaborados ou completados com o apoio da Fleequid e mesmo que o Veículo tenha sido objeto de TrustReport ou de inspeções efetuadas pela Fleequid ou por entidades por ela encarregadas. O Vendedor está obrigado a verificar as informações disponibilizadas e a comunicar tempestivamente à Fleequid qualquer inexatidão, bem como a comunicar, antes da transferência do Veículo, qualquer vício, defeito, acidente, modificação, avaria ou anomalia de que tenha conhecimento. Salvo em caso de dolo ou culpa grave da Fleequid, esta não responde pelas consequências decorrentes de inexatidões, incompletudes ou não conformidades das informações relativas ao Veículo imputáveis ao Vendedor, nem pelos atrasos na atualização da Proposta de venda, do Anúncio, do dossier técnico ou das demais informações disponibilizadas aos Utilizadores quando tais atrasos dependam de circunstâncias não imputáveis à Fleequid. A Fleequid também não garante as receitas que possam ser obtidas através da comercialização ou da venda do Veículo.</w:t>
+        <w:t>O Vendedor compromete-se a isentar e manter indemnes a Fleequid, as sociedades por ela controladas, coligadas ou afiliadas, bem como os respetivos administradores, sócios, trabalhadores, colaboradores, agentes e representantes, de qualquer reivindicação, pretensão, causa, ação, litígio, dano, custo, despesa ou encargo de qualquer natureza decorrente de: a) falsidades, omissões, inexatidões ou violações relativas às declarações, às garantias e aos compromissos assumidos pelo Vendedor nos termos das presentes Condições Gerais, incluindo, a título exemplificativo e não exaustivo, as omissões ou inexatidões nas Especificações técnicas ou nas informações relativas ao estado, às características e ao funcionamento do Veículo, tais como a presença de ferrugem não declarada, o mau funcionamento do sistema de ar condicionado, a falta de peças ou acessórios, a presença de luzes avisadoras de avaria ou de alarme acesas e as situações análogas; b) presença de materiais perigosos associados ao Veículo ou contaminações decorrentes de fugas, derrames, avarias ou defeitos de funcionamento; c) falta de apresentação, ou apresentação incompleta ou tardia, da documentação, incluindo em original, necessária para a transferência, o registo de titularidade, a entrega ou a circulação do Veículo; d) Ónus sobre o Veículo diferentes dos expressamente declarados pelo Vendedor e aceites no âmbito da operação específica; e) quantias pagas ou custos suportados pela Fleequid relativamente a despesas, privilégios, direitos, vínculos ou pretensões, registados ou não registados, invocados por credores, autoridades ou outras entidades sobre o Veículo ou em relação ao mesmo, a fim de permitir a sua livre circulação jurídica ou a sua transferência; f) incumprimento da legislação aplicável, incluindo em matéria ambiental, abrangendo qualquer responsabilidade relacionada com a qualificação, detenção, gestão, transporte, valorização ou eliminação de Veículos destinados ao abate ou qualificáveis como VFV, bem como com a omissão, a incompletude ou o atraso da comunicação à Fleequid do respetivo destino ou qualificação; g) utilização indevida ou não conforme do Marketplace pelo Vendedor; h) impostos, taxas, custos, despesas ou outros encargos decorrentes da inobservância, pelo Vendedor, de leis, regulamentos ou obrigações que lhe sejam aplicáveis em relação ao Veículo ou à operação; i) qualquer outra conduta negligente, dolosa ou de qualquer modo ilícita do Vendedor em relação às presentes Condições Gerais, aos Contratos ou à operação específica. Os exemplos indicados na alínea a) têm caráter meramente exemplificativo e não limitam de modo algum o alcance geral da obrigação de indemnidade. A presente obrigação de indemnidade estende-se expressamente, no Dealer Sales, às pretensões apresentadas pelo Comprador contra a Fleequid na sua qualidade de vendedor efetivo e a todas as quantias, reembolsos, custos, despesas de reparação, encargos e danos que a Fleequid esteja obrigada a pagar ou suportar perante o seu próprio Comprador por factos, vícios, defeitos, omissões ou incumprimentos imputáveis ao Vendedor; nesses casos, a Fleequid tem direito de regresso contra o Vendedor e ao reembolso integral do que tiver pago ou suportado. O Vendedor permanece responsável pela correção, completude e veracidade da Proposta de venda, das Especificações técnicas, do eventual dossier técnico, do Anúncio e da documentação relativa ao Veículo, mesmo quando tais conteúdos tenham sido elaborados ou completados com o apoio da Fleequid e mesmo que o Veículo tenha sido objeto de TrustReport ou de inspeções efetuadas pela Fleequid ou por entidades por ela encarregadas. O Vendedor está obrigado a verificar as informações disponibilizadas e a comunicar tempestivamente à Fleequid qualquer inexatidão, bem como a comunicar, antes da transferência do Veículo, qualquer vício, defeito, acidente, modificação, avaria ou anomalia de que tenha conhecimento. Salvo em caso de dolo ou culpa grave da Fleequid, esta não responde pelas consequências decorrentes de inexatidões, incompletudes ou não conformidades das informações relativas ao Veículo imputáveis ao Vendedor, nem pelos atrasos na atualização da Proposta de venda, do Anúncio, do dossier técnico ou das demais informações disponibilizadas aos Utilizadores quando tais atrasos dependam de circunstâncias não imputáveis à Fleequid. A Fleequid também não garante as receitas que possam ser obtidas através da comercialização ou da venda do Veículo.</w:t>
       </w:r>
     </w:p>
     <w:p>
@@ -8713,7 +8713,7 @@
           <w:sz w:val="20"/>
           <w:szCs w:val="20"/>
         </w:rPr>
-        <w:t>Salvo o disposto nos números seguintes, o Prazo de pagamento é de 3 (três) dias úteis a contar da disponibilização da Pró-forma ao Comprador nos termos do art. 11.4. O Prazo de pagamento conta-se exclusivamente a partir desse momento e desde que a Pró-forma contenha os elementos necessários para permitir ao Comprador efetuar o pagamento. Quando a Fleequid atue como Intermediário puro, o mesmo Prazo aplica-se tanto ao pagamento do preço devido ao Vendedor como ao pagamento das Comissões, das Tarifas e dos eventuais montantes adicionais devidos à Fleequid.</w:t>
+        <w:t>Salvo o disposto nos números seguintes, o Prazo de pagamento é de 3 (três) dias a contar da disponibilização da Pró-forma ao Comprador nos termos do art. 11.4. O Prazo de pagamento conta-se exclusivamente a partir desse momento e desde que a Pró-forma contenha os elementos necessários para permitir ao Comprador efetuar o pagamento. Quando a Fleequid atue como Intermediário puro, o mesmo Prazo aplica-se tanto ao pagamento do preço devido ao Vendedor como ao pagamento das Comissões, das Tarifas e dos eventuais montantes adicionais devidos à Fleequid.</w:t>
       </w:r>
     </w:p>
     <w:p>
@@ -8984,7 +8984,7 @@
           <w:sz w:val="20"/>
           <w:szCs w:val="20"/>
         </w:rPr>
-        <w:t>Caso o Comprador efetue o pagamento mediante vários pagamentos parcelares não previamente autorizados pela Fleequid, mas complete a liquidação integral do Montante Total Devido dentro do Prazo de pagamento, está obrigado a pagar à Fleequid, a título de penalidade, o montante de 150,00 € (cento e cinquenta/00 euros) por cada Veículo em causa, sem prejuízo da indemnização por danos adicionais. A violação prevista no presente número é autónoma e distinta do atraso no pagamento; a respetiva penalidade não concorre para a determinação da componente de penalidade relevante para efeitos do limiar mínimo referido no art. 12.9, último período.</w:t>
+        <w:t>Caso o Comprador efetue o pagamento mediante vários pagamentos parcelares não previamente autorizados pela Fleequid, mas complete a liquidação integral do Montante Total Devido dentro do Prazo de pagamento, está obrigado a pagar à Fleequid, a título de penalidade, o montante de 150,00 € (cento e cinquenta/00 euros) por cada Veículo em causa, sem prejuízo da indemnização por danos adicionais. A violação prevista no presente número é autónoma e distinta do atraso no pagamento; a respetiva penalidade não concorre para a determinação da componente de penalidade relevante para efeitos do limiar mínimo referido no art. 12.9.</w:t>
       </w:r>
     </w:p>
     <w:p>
@@ -9084,7 +9084,7 @@
           <w:sz w:val="20"/>
           <w:szCs w:val="20"/>
         </w:rPr>
-        <w:t>Em caso de Anulação da venda por atraso ou falta de pagamento integral imputável ao Comprador, permanecem definitivamente devidos à Fleequid: a) as Comissões a cargo do Comprador, quando previstas para a operação específica, nos termos estabelecidos no art. 12.4; b) a penalidade diária referida no art. 12.6, alínea a), vencida até à data de eficácia da Anulação da venda, bem como os juros de mora vencidos; c) na Venda à comissão, quer a Fleequid atue mediante Revenda, quer atue como Intermediário puro, uma penalidade adicional de montante igual a duas vezes as Comissões a cargo do Comprador, determinada com base nas Comissões aplicáveis à operação específica, de modo que o montante globalmente devido a título de Comissões e da presente penalidade seja igual a três vezes o montante das Comissões; d) uma penalidade adicional de 1.000,00 € (mil/00 euros) por cada Veículo abrangido pelo Acordo vinculativo posteriormente anulado; e) as Tarifas relativas aos Serviços já prestados e qualquer outro montante vencido a título distinto nos termos das presentes Condições Gerais. No Dealer Sales, não sendo devidas Comissões pelo Comprador segundo a Venda à comissão, não se aplica a penalidade referida na alínea c); permanecem, em contrapartida, devidos os montantes referidos nas alíneas b), d) e e). Quando se verifiquem os pressupostos previstos no art. 13, mantém-se igualmente a conversão do Adiantamento em penalidade nos termos do art. 13.6. As quantias previstas no presente número são devidas a títulos distintos e são cumuláveis dentro dos limites permitidos por lei. O Depósito caução eventualmente prestado constitui exclusivamente garantia das obrigações do Comprador e pode ser imputado às quantias devidas nos termos previstos no art. 6.3, sem constituir um título adicional de débito. Fica ressalvado o direito da Fleequid à indemnização por danos adicionais, limitadamente à parte que exceda o que já tenha sido satisfeito mediante as penalidades previstas nas presentes Condições Gerais. Caso a soma das penalidades referidas nas alíneas b), limitadamente à penalidade diária, c) e d), bem como, quando aplicável, da penalidade resultante da conversão do Adiantamento nos termos do art. 13.6, seja inferior a 5 % do Preço de venda ao Comprador do Veículo objeto da venda anulada, a componente de penalidade globalmente devida é completada exclusivamente até ser atingido esse limiar, que opera como limite mínimo económico e não como sanção cumulativa adicional. Para efeitos da comparação e do complemento previstos no período anterior: (i) a base de cálculo é constituída exclusivamente pelo Preço de venda ao Comprador do Veículo objeto da venda anulada, com exclusão do Montante Total Devido, das Comissões, das Tarifas e de qualquer outro montante acessório; (ii) relevam exclusivamente as penalidades próprias do incumprimento do Comprador acima indicadas; (iii) não relevam as Comissões a cargo do Comprador, as Tarifas, os juros de mora, o Depósito caução retido ou imputado, os reembolsos de custos e despesas e a indemnização por danos adicionais. A presente disposição aplica-se a todos os Modelos de Venda; no Dealer Sales, a comparação é efetuada apenas com as penalidades aí aplicáveis, sem que a penalidade referida na alínea c) possa ser introduzida ou computada.</w:t>
+        <w:t>Em caso de Anulação da venda por atraso ou falta de pagamento integral imputável ao Comprador, permanecem definitivamente devidos à Fleequid: a) as Comissões a cargo do Comprador, quando previstas para a operação específica, nos termos estabelecidos no art. 12.4; b) a penalidade diária referida no art. 12.6, alínea a), vencida até à data de eficácia da Anulação da venda, bem como os juros de mora vencidos; c) na Venda à comissão, quer a Fleequid atue mediante Revenda, quer atue como Intermediário puro, uma penalidade adicional de montante igual a duas vezes as Comissões a cargo do Comprador, determinada com base nas Comissões aplicáveis à operação específica, de modo que o montante globalmente devido a título de Comissões e da presente penalidade seja igual a três vezes o montante das Comissões; d) uma penalidade adicional de 1.000,00 € (mil/00 euros) por cada Veículo abrangido pelo Acordo vinculativo posteriormente anulado; e) as Tarifas relativas aos Serviços já prestados e qualquer outro montante vencido a título distinto nos termos das presentes Condições Gerais. No Dealer Sales, não sendo devidas pelo Comprador as Comissões previstas para a Venda à comissão, não se aplica a penalidade referida na alínea c); permanecem, em contrapartida, devidos os montantes referidos nas alíneas b), d) e e). Quando se verifiquem os pressupostos previstos no art. 13, mantém-se igualmente a conversão do Adiantamento em penalidade nos termos do art. 13.6. As quantias previstas no presente número são devidas a títulos distintos e são cumuláveis dentro dos limites permitidos por lei. O Depósito caução eventualmente prestado constitui exclusivamente garantia das obrigações do Comprador e pode ser imputado às quantias devidas nos termos previstos no art. 6.3, sem constituir um título adicional de débito. Fica ressalvado o direito da Fleequid à indemnização por danos adicionais, limitadamente à parte que exceda o que já tenha sido satisfeito mediante as penalidades previstas nas presentes Condições Gerais. Caso a soma das penalidades referidas nas alíneas b), limitadamente à penalidade diária, c) e d), bem como, quando aplicável, da penalidade resultante da conversão do Adiantamento nos termos do art. 13.6, seja inferior a 5 % do Preço de venda ao Comprador do Veículo objeto da venda anulada, a componente de penalidade globalmente devida é completada exclusivamente até ser atingido esse limiar, que opera como limite mínimo económico e não como sanção cumulativa adicional. Para efeitos da comparação e do complemento previstos no período anterior: (i) a base de cálculo é constituída exclusivamente pelo Preço de venda ao Comprador do Veículo objeto da venda anulada, com exclusão do Montante Total Devido, das Comissões, das Tarifas e de qualquer outro montante acessório; (ii) relevam exclusivamente as penalidades próprias do incumprimento do Comprador acima indicadas; (iii) não relevam as Comissões a cargo do Comprador, as Tarifas, os juros de mora, o Depósito caução retido ou imputado, os reembolsos de custos e despesas e a indemnização por danos adicionais. A presente disposição aplica-se a todos os Modelos de Venda; no Dealer Sales, a comparação é efetuada apenas com as penalidades aí aplicáveis, sem que a penalidade referida na alínea c) possa ser introduzida ou computada.</w:t>
       </w:r>
     </w:p>
     <w:p>
@@ -9228,7 +9228,7 @@
           <w:sz w:val="20"/>
           <w:szCs w:val="20"/>
         </w:rPr>
-        <w:t>Venda diferida: adiantamento e Veículo temporariamente em uso pelo Vendedor.</w:t>
+        <w:t>Venda diferida: Adiantamento e Veículo temporariamente em uso pelo Vendedor.</w:t>
       </w:r>
       <w:bookmarkEnd w:id="83"/>
       <w:bookmarkEnd w:id="84"/>
@@ -9303,7 +9303,7 @@
           <w:sz w:val="20"/>
           <w:szCs w:val="20"/>
         </w:rPr>
-        <w:t>Nas operações em que seja expressamente acordado que, após a formação do Acordo vinculativo, o Veículo permaneça temporariamente em uso pelo Vendedor, a Fleequid pode exigir ao Comprador que pague antecipadamente um montante correspondente a 30 % do Montante Total Devido (o “Adiantamento”). A situação regulada pelo presente artigo é designada, para fins meramente descritivos e comerciais, “Venda diferida”. A Venda diferida não constitui um Modelo de Venda autónomo e permanece integralmente sujeita ao Modelo de Venda aplicável à operação específica e, no âmbito da Venda à comissão, à respetiva modalidade de execução. A Venda diferida só pode ser acordada na Venda à comissão executada mediante Revenda e no Dealer Sales e não se aplica quando a Fleequid atua como Intermediário puro; nas operações de Venda à comissão às quais se aplica o presente artigo, a Fleequid executa, por conseguinte, a operação mediante Revenda. O facto de o Veículo permanecer temporariamente em uso pelo Vendedor, juntamente com as condições particulares aplicáveis à operação, deve ser tornado cognoscível ao Licitante antes da formulação da Oferta, nos termos previstos nos arts. 3.2 e 4.5. Quando exigido, o Adiantamento deve ser pago dentro do Prazo de pagamento ordinário referido no art. 11.5, contado a partir da disponibilização da Pró-forma, salvo se as Condições particulares de venda previrem expressamente um prazo diferente nos termos do art. 11.6, alínea b). O presente regime aplica-se exclusivamente a essa situação e constitui derrogação ao regime ordinário do Prazo de pagamento, nos limites previstos no presente artigo e nas Condições particulares de venda aplicáveis.</w:t>
+        <w:t>Nas operações em que seja expressamente acordado que, após a formação do Acordo vinculativo, o Veículo permaneça temporariamente em uso pelo Vendedor, a Fleequid pode exigir ao Comprador que pague antecipadamente um montante correspondente a 30 % do Montante Total Devido (o “Adiantamento”). A situação regulada pelo presente artigo é designada, para fins meramente descritivos e comerciais, “Venda diferida”. A Venda diferida não constitui um Modelo de Venda autónomo e permanece integralmente sujeita ao Modelo de Venda aplicável à operação específica e, no âmbito da Venda à comissão, à respetiva modalidade de execução. A Venda diferida só pode ser acordada na Venda à comissão executada mediante Revenda e no Dealer Sales e não se aplica quando a Fleequid atua como Intermediário puro; nas operações de Venda à comissão às quais se aplica o presente artigo, a Fleequid executa, por conseguinte, a operação mediante Revenda. O facto de o Veículo permanecer temporariamente em uso pelo Vendedor, juntamente com as Condições particulares de venda aplicáveis à operação, deve ser tornado cognoscível ao Licitante antes da formulação da Oferta, nos termos previstos nos arts. 3.2 e 4.5. Quando exigido, o Adiantamento deve ser pago dentro do Prazo de pagamento ordinário referido no art. 11.5, contado a partir da disponibilização da Pró-forma, salvo se as Condições particulares de venda previrem expressamente um prazo diferente nos termos do art. 11.6, alínea b). O presente regime aplica-se exclusivamente a essa situação e constitui derrogação ao regime ordinário do Prazo de pagamento, nos limites previstos no presente artigo e nas Condições particulares de venda aplicáveis.</w:t>
       </w:r>
     </w:p>
     <w:p>
@@ -9403,7 +9403,7 @@
           <w:sz w:val="20"/>
           <w:szCs w:val="20"/>
         </w:rPr>
-        <w:t>A falta de pagamento do Adiantamento dentro do respetivo prazo ou a falta de pagamento integral do saldo até à data de vencimento prevista para a operação específica constituem atraso do Comprador. A partir do primeiro dia seguinte ao respetivo vencimento, aplicam-se, na medida em que sejam compatíveis, as disposições do art. 12.6, incluindo a penalidade de 150,00 € por cada dia de atraso e por cada Veículo em causa, até ao montante máximo global previsto no art. 12.6, alínea a), que opera de forma unitária para cada Veículo e para a mesma operação, tanto no que respeita ao atraso no pagamento do Adiantamento como ao atraso no pagamento do saldo, bem como os juros e os demais montantes aí previstos. Em caso de falta de pagamento do Adiantamento, aplicam-se os prazos e as faculdades previstos no art. 12.7. Em caso de falta de pagamento do saldo, em lugar do prazo máximo previsto no art. 12.7, a Fleequid conserva a faculdade de receber o pagamento tardio durante os 4 (quatro) dias seguintes à data de vencimento fixada para o pagamento do saldo, sem que comece a correr, a partir da referida data, um novo prazo de 7 (sete) dias. Decorrido infrutiferamente esse prazo sem pagamento integral, a Fleequid pode, à sua discrição, aceitar ainda assim o pagamento tardio ou proceder à Anulação da venda nos termos previstos no art. 12.7, com os efeitos previstos nos arts. 12.8 e 12.9.</w:t>
+        <w:t>A falta de pagamento do Adiantamento dentro do respetivo prazo ou a falta de pagamento integral do saldo até à data de vencimento prevista para a operação específica constituem atraso do Comprador. A partir do primeiro dia seguinte ao respetivo vencimento, aplicam-se, na medida em que sejam compatíveis, as disposições do art. 12.6, incluindo a penalidade de 150,00 € (cento e cinquenta/00 euros) por cada dia de atraso e por cada Veículo em causa, até ao montante máximo global previsto no art. 12.6, alínea a), que opera de forma unitária para cada Veículo e para a mesma operação, tanto no que respeita ao atraso no pagamento do Adiantamento como ao atraso no pagamento do saldo, bem como os juros e os demais montantes aí previstos. Em caso de falta de pagamento do Adiantamento, aplicam-se os prazos e as faculdades previstos no art. 12.7. Em caso de falta de pagamento do saldo, em lugar do prazo máximo previsto no art. 12.7, a Fleequid conserva a faculdade de receber o pagamento tardio durante os 4 (quatro) dias seguintes à data de vencimento fixada para o pagamento do saldo, sem que comece a correr, a partir da referida data, um novo prazo de 7 (sete) dias. Decorrido infrutiferamente esse prazo sem pagamento integral, a Fleequid pode, à sua discrição, aceitar ainda assim o pagamento tardio ou proceder à Anulação da venda nos termos previstos no art. 12.7, com os efeitos previstos nos arts. 12.8 e 12.9.</w:t>
       </w:r>
     </w:p>
     <w:p>
@@ -9574,7 +9574,7 @@
           <w:sz w:val="20"/>
           <w:szCs w:val="20"/>
         </w:rPr>
-        <w:t>A Anulação da venda constitui o instituto contratual mediante o qual a Fleequid, nos casos previstos nas presentes Condições Gerais, nas Condições Específicas ou nas Condições particulares de venda aplicáveis, determina que a operação não seja executada ou deixe de ser executada, no todo ou limitadamente a um ou mais Veículos. A Anulação da venda não coincide necessariamente com a invalidação do contrato por causas de invalidade nem com a resolução por incumprimento: a causa jurídica concreta depende da situação específica que a determina. Quando a Anulação decorre de um incumprimento abrangido por cláusula resolutiva expressa nos termos das presentes Condições Gerais, opera como resolução do Contrato nos termos do art. 1456 do Código Civil italiano e produz os respetivos efeitos. Nos demais casos, a Anulação produz os efeitos previstos na disposição que a prevê e, na medida em que não esteja regulado de outro modo, os previstos no presente artigo e no art. 15.</w:t>
+        <w:t>A Anulação da venda constitui o instituto contratual mediante o qual a Fleequid, nos casos previstos nas presentes Condições Gerais, nas Condições Específicas aplicáveis ou nas Condições particulares de venda aplicáveis, determina que a operação não seja executada ou deixe de ser executada, no todo ou limitadamente a um ou mais Veículos. A Anulação da venda não coincide necessariamente com a invalidação do contrato por causas de invalidade nem com a resolução por incumprimento: a causa jurídica concreta depende da situação específica que a determina. Quando a Anulação decorre de um incumprimento abrangido por cláusula resolutiva expressa nos termos das presentes Condições Gerais, opera como resolução do Contrato nos termos do art. 1456 do Código Civil italiano e produz os respetivos efeitos. Nos demais casos, a Anulação produz os efeitos previstos na disposição que a prevê e, na medida em que não esteja regulado de outro modo, os previstos no presente artigo e no art. 15.</w:t>
       </w:r>
     </w:p>
     <w:p>
@@ -10142,7 +10142,7 @@
           <w:sz w:val="20"/>
           <w:szCs w:val="20"/>
         </w:rPr>
-        <w:t>A propriedade do Veículo transfere-se para o Comprador exclusivamente na sequência do cumprimento integral da obrigação de pagamento nos termos do art. 12.2; no caso dos Leilões, esse momento coincide com a Adjudicação definitiva. As Partes acordam expressamente que o efeito translativo em relação ao Comprador é diferido para esse momento, qualquer que seja o Modelo de Venda aplicável e a modalidade de execução escolhida, incluindo os casos em que a Fleequid tenha adquirido a propriedade do Veículo em momento anterior nos termos do art. 18 e os casos em que a venda ocorra diretamente entre o Vendedor e o Comprador quando a Fleequid atue como Intermediário puro. Mantêm-se as formalidades de registo, transcrição, matrícula, registo de titularidade ou as demais diligências eventualmente necessárias segundo a legislação aplicável. Recebidos do Vendedor todos os documentos, as informações e a colaboração necessários nos termos do art. 16.3, o sujeito obrigado ao respetivo cumprimento segundo o Modelo de Venda aplicável e a modalidade de execução escolhida procede, nos 10 (dez) dias seguintes, à realização das formalidades necessárias ao registo, à transcrição, à matrícula ou ao registo de titularidade da transferência do Veículo em nome do Comprador, salvo se a legislação aplicável, a natureza da operação ou as Condições Específicas exigirem uma sequência ou um calendário diversos; quando a Fleequid atua como Intermediário puro, esse prazo aplica-se ao Vendedor, salvo o prazo diverso eventualmente previsto nas Condições particulares de venda em razão da operação, do país, da documentação ou da natureza do Veículo. Quando a Fleequid atua como Intermediário puro, as diligências a cargo do Vendedor articulam-se, por conseguinte, em duas fases sucessivas: a) no prazo de 5 (cinco) dias previsto no art. 16.3, o Vendedor fornece os documentos, as declarações, as procurações e a colaboração necessários ao início das formalidades, aplicando-se, em caso de atraso, a penalidade prevista no mesmo art. 16.3; b) nos 10 (dez) dias seguintes, contados do momento em que se verifiquem os respetivos pressupostos, o Vendedor conclui as formalidades de transferência; em caso de atraso imputável ao Vendedor para além desse prazo, aplica-se a mesma penalidade de 150,00 € (cento e cinquenta/00 euros) por cada dia de atraso e por cada Veículo em causa, segundo a coordenação prevista no art. 16.3 com os arts. 8.11 e 16.9. A penalidade relativa à segunda fase não se vence relativamente aos dias pelos quais já se tenha vencido a penalidade relativa à primeira fase. O Comprador toma conhecimento de que a transferência e a circulação do Veículo podem exigir a conclusão de formalidades de registo, transcrição, matrícula ou de diligências análogas previstas na legislação aplicável no país em causa e de que, em regra, a recolha do Veículo só pode ocorrer após a conclusão das formalidades necessárias. A título excecional, por comprovadas exigências operacionais ou a pedido do Comprador aceite pela Fleequid, a Fleequid pode autorizar a recolha antecipada do Veículo antes da conclusão das referidas formalidades. Nessa hipótese, o Comprador: (i) isenta e mantém indemne a Fleequid, bem como os eventuais sujeitos em cujo nome o Veículo ainda se encontre formalmente registado, de qualquer consequência administrativa, fiscal, patrimonial, sancionatória ou de outra natureza decorrente da detenção, da utilização ou da circulação do Veículo antes da conclusão das formalidades, sem prejuízo do que seja imperativamente imputável ao sujeito que invoque a obrigação de indemnidade; (ii) obriga-se a praticar os atos e a prestar toda a colaboração necessários para que as formalidades de registo definitivo, de registo de titularidade ou de transferência sejam concluídas no prazo de 5 (cinco) dias a contar da recolha antecipada, salvo prazo diverso expressamente comunicado por escrito pela Fleequid; (iii) obriga-se a transmitir à Fleequid prova documental idónea da realização ou da apresentação das formalidades no prazo de 1 (um) dia a contar da disponibilidade do respetivo documento ou da resposta da autoridade competente. Em caso de atraso imputável ao Comprador para além do prazo referido na alínea b), este está obrigado a pagar à Fleequid uma penalidade de 150,00 € (cento e cinquenta/00 euros) por cada dia de atraso e por cada Veículo em causa, até à conclusão das formalidades, sem prejuízo da indemnização por danos adicionais. Caso o atraso exceda 30 (trinta) dias, a Fleequid pode recorrer aos demais meios de tutela previstos nas presentes Condições Gerais e na lei, incluindo, quando jurídica e materialmente praticável, a faculdade de promover junto das autoridades competentes as iniciativas necessárias para obter o registo de titularidade do Veículo em nome do sujeito obrigado, com imputação a este das respetivas despesas, encargos e custos, sem prejuízo das penalidades já vencidas. Nas operações assistidas por uma Solução de financiamento, a sequência das formalidades de registo de titularidade, faturação, pagamento, transferência da propriedade e entrega pode diferir da ordinária nos termos previstos no art. 22 e nas Condições Específicas aplicáveis, sem prejuízo do critério de transferência da propriedade estabelecido no presente número e do disposto no art. 22.6; a realização antecipada de formalidades documentais ou de registo de titularidade a favor do Financiador não determina, por si só, a transferência da propriedade nem, no caso dos Leilões, a Adjudicação definitiva.</w:t>
+        <w:t>A propriedade do Veículo transfere-se para o Comprador exclusivamente na sequência do cumprimento integral da obrigação de pagamento nos termos do art. 12.2; no caso dos Leilões, esse momento coincide com a Adjudicação definitiva. As Partes acordam expressamente que o efeito translativo em relação ao Comprador é diferido para esse momento, qualquer que seja o Modelo de Venda aplicável e a modalidade de execução escolhida, incluindo os casos em que a Fleequid tenha adquirido a propriedade do Veículo em momento anterior nos termos do art. 18 e os casos em que a venda ocorra diretamente entre o Vendedor e o Comprador quando a Fleequid atue como Intermediário puro. Mantêm-se as formalidades de registo, transcrição, matrícula, registo de titularidade ou as demais diligências eventualmente necessárias segundo a legislação aplicável. Recebidos do Vendedor todos os documentos, as informações e a colaboração necessários nos termos do art. 16.3, o sujeito obrigado ao respetivo cumprimento segundo o Modelo de Venda aplicável e a modalidade de execução escolhida procede, nos 10 (dez) dias seguintes, à realização das formalidades necessárias ao registo, à transcrição, à matrícula ou ao registo de titularidade da transferência do Veículo em nome do Comprador, salvo se a legislação aplicável, a natureza da operação ou as Condições Específicas exigirem uma sequência ou um calendário diversos; quando a Fleequid atua como Intermediário puro, esse prazo aplica-se ao Vendedor, salvo o prazo diverso eventualmente previsto nas Condições particulares de venda em razão da operação, do país, da documentação ou da natureza do Veículo. Quando a Fleequid atua como Intermediário puro, as diligências a cargo do Vendedor articulam-se, por conseguinte, em duas fases sucessivas: a) no prazo de 5 (cinco) dias previsto no art. 16.3, o Vendedor fornece os documentos, as declarações, as procurações e a colaboração necessários ao início das formalidades, aplicando-se, em caso de atraso, a penalidade prevista no mesmo art. 16.3; b) nos 10 (dez) dias seguintes, contados do momento em que se verifiquem os respetivos pressupostos, o Vendedor conclui as formalidades de transferência; em caso de atraso imputável ao Vendedor para além desse prazo, aplica-se a mesma penalidade de 150,00 € (cento e cinquenta/00 euros) por cada dia de atraso e por cada Veículo em causa, segundo a coordenação prevista no art. 16.3 com os arts. 8.11 e 16.9. A penalidade relativa à segunda fase não se vence relativamente aos dias pelos quais já se tenha vencido a penalidade relativa à primeira fase. O Comprador toma conhecimento de que a transferência e a circulação do Veículo podem exigir a conclusão de formalidades de registo, transcrição, matrícula ou de diligências análogas previstas na legislação aplicável no país em causa e de que, em regra, a recolha do Veículo só pode ocorrer após a conclusão das formalidades necessárias. A título excecional, por comprovadas exigências operacionais ou a pedido do Comprador aceite pela Fleequid, a Fleequid pode autorizar a recolha antecipada do Veículo antes da conclusão das referidas formalidades. Nessa hipótese, o Comprador: (i) isenta e mantém indemne a Fleequid, bem como os eventuais sujeitos em cujo nome o Veículo ainda se encontre formalmente registado, de qualquer consequência administrativa, fiscal, patrimonial, sancionatória ou de outra natureza decorrente da detenção, da utilização ou da circulação do Veículo antes da conclusão das formalidades, sem prejuízo do que seja imperativamente imputável ao sujeito que invoque a obrigação de indemnidade; (ii) obriga-se a praticar os atos e a prestar toda a colaboração necessários para que as formalidades de registo definitivo, de registo de titularidade ou de transferência sejam concluídas no prazo de 5 (cinco) dias a contar da recolha antecipada, salvo prazo diverso expressamente comunicado por escrito pela Fleequid; (iii) obriga-se a transmitir à Fleequid prova documental idónea da realização ou da apresentação das formalidades no prazo de 1 (um) dia a contar da disponibilidade do respetivo documento ou da resposta da autoridade competente. Em caso de atraso imputável ao Comprador para além do prazo referido no ponto (ii), este está obrigado a pagar à Fleequid uma penalidade de 150,00 € (cento e cinquenta/00 euros) por cada dia de atraso e por cada Veículo em causa, até à conclusão das formalidades, sem prejuízo da indemnização por danos adicionais. Caso o atraso exceda 30 (trinta) dias, a Fleequid pode recorrer aos demais meios de tutela previstos nas presentes Condições Gerais e na lei, incluindo, quando jurídica e materialmente praticável, a faculdade de promover junto das autoridades competentes as iniciativas necessárias para obter o registo de titularidade do Veículo em nome do sujeito obrigado, com imputação a este das respetivas despesas, encargos e custos, sem prejuízo das penalidades já vencidas. Nas operações assistidas por uma Solução de financiamento, a sequência das formalidades de registo de titularidade, faturação, pagamento, transferência da propriedade e entrega pode diferir da ordinária nos termos previstos no art. 22 e nas Condições Específicas aplicáveis, sem prejuízo do critério de transferência da propriedade estabelecido no presente número e do disposto no art. 22.6; a realização antecipada de formalidades documentais ou de registo de titularidade a favor do Financiador não determina, por si só, a transferência da propriedade nem, no caso dos Leilões, a Adjudicação definitiva.</w:t>
       </w:r>
     </w:p>
     <w:p>
@@ -10470,7 +10470,7 @@
           <w:sz w:val="20"/>
           <w:szCs w:val="20"/>
         </w:rPr>
-        <w:t>As disposições do presente artigo aplicam-se às operações estruturadas segundo o Modelo de Venda à comissão. No âmbito desse Modelo, a Fleequid executa a operação mediante Revenda nos termos do art. 2.5 ou pode decidir atuar como Intermediário puro nos termos do art. 2.6, com transferência do Veículo diretamente do Vendedor para o Comprador. A possibilidade de a operação ser executada segundo uma ou outra modalidade é tornada cognoscível e aceite antes da formulação da Oferta nos termos do art. 3.2, alínea a). A Fleequid pode exercer a respetiva escolha mesmo depois da formação do Acordo vinculativo e, em qualquer caso, o mais tardar até à disponibilização da Pró-forma, que cristaliza a modalidade de execução escolhida nos termos do art. 11.4; a Pró-forma não constitui fonte negocial da escolha, documentando antes o exercício de uma faculdade previamente tornada cognoscível e aceite. A escolha entre Revenda e atuação como Intermediário puro não altera o Modelo de Venda, não determina a cessação do encargo conferido à Fleequid pelo Vendedor e pelo Comprador e não afeta o direito da Fleequid às Comissões devidas por ambos. A qualificação da Fleequid como comissária que atua em nome próprio nos termos do art. 1731 do Código Civil italiano verifica-se exclusivamente na Revenda nos termos do art. 2.5; quando a Fleequid atua como Intermediário puro, a compra e venda é celebrada diretamente entre o Vendedor e o Comprador nos termos dos arts. 2.6 e 17.10. Salvo remissão expressa ou na medida em que seja compatível com a natureza da disposição específica, as normas do presente artigo não se aplicam ao Dealer Sales, regulado pelo art. 18. Antes da disponibilização da Pró-forma, caso o Vendedor incorra numa das violações previstas nas alíneas c), d), e) e f) dos arts. 17.8 e 17.14 que não esteja coberta, pelo mesmo facto concreto e para tutela do mesmo interesse, por uma penalidade específica prevista nas presentes Condições Gerais, o Vendedor está obrigado a pagar à Fleequid, com referência à relação de comercialização referida no art. 8.8 e ao encargo conferido à Fleequid e independentemente da modalidade de execução posteriormente escolhida, a penalidade residual de 30 % determinada segundo a hierarquia de bases prevista no art. 17.8, sem prejuízo da indemnização por danos adicionais; a partir da disponibilização da Pró-forma aplica-se, consoante a modalidade de execução escolhida, o art. 17.8 ou o art. 17.14.</w:t>
+        <w:t>As disposições do presente artigo aplicam-se às operações estruturadas segundo o Modelo de Venda à comissão. No âmbito desse Modelo, a Fleequid executa a operação mediante Revenda nos termos do art. 2.5 ou pode decidir atuar como Intermediário puro nos termos do art. 2.6, com transferência do Veículo diretamente do Vendedor para o Comprador. A possibilidade de a operação ser executada segundo uma ou outra modalidade é tornada cognoscível antes da formulação da Oferta nos termos do art. 3.2, alínea a), e é aceite mediante a adesão às presentes CG. A Fleequid pode exercer a respetiva escolha mesmo depois da formação do Acordo vinculativo e, em qualquer caso, o mais tardar até à disponibilização da Pró-forma, que cristaliza a modalidade de execução escolhida nos termos do art. 11.4; a Pró-forma não constitui fonte negocial da escolha, documentando antes o exercício de uma faculdade previamente tornada cognoscível e aceite. A escolha entre Revenda e atuação como Intermediário puro não altera o Modelo de Venda, não determina a cessação do encargo conferido à Fleequid pelo Vendedor e pelo Comprador e não afeta o direito da Fleequid às Comissões devidas por ambos. A qualificação da Fleequid como comissária que atua em nome próprio nos termos do art. 1731 do Código Civil italiano verifica-se exclusivamente na Revenda nos termos do art. 2.5; quando a Fleequid atua como Intermediário puro, a compra e venda é celebrada diretamente entre o Vendedor e o Comprador nos termos dos arts. 2.6 e 17.10. Salvo remissão expressa ou na medida em que seja compatível com a natureza da disposição específica, as normas do presente artigo não se aplicam ao Dealer Sales, regulado pelo art. 18. Antes da disponibilização da Pró-forma, caso o Vendedor incorra numa das violações previstas nas alíneas c), d), e) e f) dos arts. 17.8 e 17.14 que não esteja coberta, pelo mesmo facto concreto e para tutela do mesmo interesse, por uma penalidade específica prevista nas presentes Condições Gerais, o Vendedor está obrigado a pagar à Fleequid, com referência à relação de comercialização referida no art. 8.8 e ao encargo conferido à Fleequid e independentemente da modalidade de execução posteriormente escolhida, a penalidade residual de 30 % determinada segundo a hierarquia de bases prevista no art. 17.8, sem prejuízo da indemnização por danos adicionais; a partir da disponibilização da Pró-forma aplica-se, consoante a modalidade de execução escolhida, o art. 17.8 ou o art. 17.14.</w:t>
       </w:r>
       <w:bookmarkEnd w:id="137"/>
     </w:p>
@@ -10592,32 +10592,32 @@
           <w:sz w:val="20"/>
           <w:szCs w:val="20"/>
         </w:rPr>
-        <w:t>O preço do Veículo devido pela Fleequid ao Vendedor na Revenda (o “Preço de compra líquido”) corresponde ao Preço de venda ao Comprador após dedução das Comissões a cargo do Vendedor, das Tarifas e de qualquer outra quantia devida pelo Vendedor à Fleequid nos termos das presentes Condições Gerais. O Vendedor autoriza expressamente a Fleequid a efetuar a compensação e a dedução dos referidos montantes nas quantias que lhe são devidas. O Preço de compra líquido só se torna exigível depois de a Fleequid ter recebido integralmente do Comprador o Montante Total Devido nos termos do art. 12.2; até esse momento, o Vendedor não pode invocar qualquer crédito exigível perante a Fleequid, nem promover contra esta ações de pagamento, insistências de pagamento ou ações executivas. O pedido de emissão da fatura e a eventual emissão antecipada da mesma têm natureza administrativa e não tornam a contrapartida exigível antes do momento indicado, nem constituem confirmação da verificação dos pressupostos previstos para a compra do Veículo pela Fleequid. O facto de ser atingido o Preço de reserva, por ser determinado com base no PMCV fixado pelo Vendedor, assegura a este um rendimento líquido pelo menos igual ao PMCV, salvo aceitação expressa de ofertas inferiores nos termos do art. 10.3. Caso a venda seja anulada ou o seu objeto reduzido nos termos do art. 14, o Preço de compra líquido devido ao Vendedor é redeterminado segundo os critérios previstos no art. 14.5. Fica ressalvada a derrogação expressa prevista no art. 22.9 para as operações assistidas por uma Solução de financiamento. As disposições do presente número não se aplicam quando a Fleequid atua como Intermediário puro.</w:t>
-      </w:r>
-    </w:p>
-    <w:p>
-      <w:pPr>
-        <w:pStyle w:val="Paragrafoelenco"/>
-        <w:numPr>
-          <w:ilvl w:val="1"/>
-          <w:numId w:val="1"/>
-        </w:numPr>
-        <w:spacing w:line="360" w:lineRule="auto"/>
-        <w:ind w:left="0" w:firstLine="0"/>
-        <w:jc w:val="both"/>
-        <w:rPr>
-          <w:rFonts w:ascii="Verdana" w:hAnsi="Verdana"/>
-          <w:sz w:val="20"/>
-          <w:szCs w:val="20"/>
-        </w:rPr>
-      </w:pPr>
-      <w:r>
-        <w:rPr>
-          <w:rFonts w:ascii="Verdana" w:hAnsi="Verdana"/>
-          <w:sz w:val="20"/>
-          <w:szCs w:val="20"/>
-        </w:rPr>
-        <w:t>Quando a Fleequid procede mediante Revenda, o Vendedor está obrigado, a pedido da Fleequid, a emitir a esta a fatura relativa à venda do Veículo no prazo de 5 (cinco) dias a contar do pedido, em euros e em conformidade com os montantes, os dados e as indicações comunicados pela Fleequid. A fatura indica o Preço de venda ao Comprador, bem como as Comissões, as Tarifas e os eventuais reembolsos de despesas devidos à Fleequid, acrescidos do IVA quando legalmente devido; depois de efetuada a compensação do que for devido nos termos do art. 17.4, a Fleequid liquida a fatura ao Vendedor logo que o Preço de compra líquido se torne exigível nos termos do mesmo art. 17.4. Em caso de atraso imputável ao Vendedor na emissão ou na transmissão da fatura para além do referido prazo, o Vendedor está obrigado a pagar à Fleequid uma penalidade de 150,00 € (cento e cinquenta/00 euros) por cada dia de atraso e por cada Veículo em causa, até ao cumprimento, penalidade essa que a Fleequid tem o direito de compensar com o montante da fatura, sem prejuízo da indemnização por danos adicionais. Caso, por efeito da falta de pagamento do Comprador, da Anulação da venda, da redução do seu objeto, da retificação da operação ou por outra causa prevista nas presentes Condições Gerais, se torne necessária a emissão de uma nota de crédito, de um documento de estorno ou de retificação ou a reemissão da fatura, incluindo em consequência de uma nova venda do Veículo a um Licitante diferente por um montante diferente, o Vendedor está obrigado a fazê-lo no prazo de 5 (cinco) dias a contar do pedido da Fleequid; em caso de atraso imputável ao Vendedor aplica-se a mesma penalidade diária, que a Fleequid tem o direito de compensar com as quantias subsequentemente devidas ao Vendedor ou de deduzir das mesmas. Mantêm-se as disposições dos arts. 15 e 16.2 relativas às restituições, à documentação fiscal e às demais formalidades necessárias à execução ou à reposição da operação.</w:t>
+        <w:t>O preço do Veículo devido pela Fleequid ao Vendedor na Revenda (o “Preço de compra líquido”) corresponde ao Preço de venda ao Comprador após dedução das Comissões a cargo do Vendedor, das Tarifas e de qualquer outra quantia devida pelo Vendedor à Fleequid nos termos das presentes Condições Gerais. O Vendedor autoriza expressamente a Fleequid a efetuar a compensação e a dedução dos referidos montantes nas quantias que lhe são devidas. O Preço de compra líquido só se torna exigível depois de a Fleequid ter recebido integralmente do Comprador o Montante Total Devido nos termos do art. 12.2; até esse momento, o Vendedor não pode invocar qualquer crédito exigível perante a Fleequid, nem promover contra esta ações de pagamento, insistências de pagamento ou ações executivas. O pedido de emissão da fatura e a eventual emissão antecipada da mesma têm natureza administrativa e não tornam a contrapartida exigível antes do momento indicado, nem constituem confirmação da verificação dos pressupostos previstos para a compra do Veículo pela Fleequid. O facto de ser atingido o Preço de reserva, por ser determinado com base no PMCV fixado pelo Vendedor, assegura a este um rendimento líquido pelo menos igual ao PMCV, salvo aceitação expressa de Ofertas inferiores nos termos do art. 10.3. Caso a venda seja anulada ou o seu objeto reduzido nos termos do art. 14, o Preço de compra líquido devido ao Vendedor é redeterminado segundo os critérios previstos no art. 14.5. Fica ressalvada a derrogação expressa prevista no art. 22.9 para as operações assistidas por uma Solução de financiamento. As disposições do presente número não se aplicam quando a Fleequid atua como Intermediário puro.</w:t>
+      </w:r>
+    </w:p>
+    <w:p>
+      <w:pPr>
+        <w:pStyle w:val="Paragrafoelenco"/>
+        <w:numPr>
+          <w:ilvl w:val="1"/>
+          <w:numId w:val="1"/>
+        </w:numPr>
+        <w:spacing w:line="360" w:lineRule="auto"/>
+        <w:ind w:left="0" w:firstLine="0"/>
+        <w:jc w:val="both"/>
+        <w:rPr>
+          <w:rFonts w:ascii="Verdana" w:hAnsi="Verdana"/>
+          <w:sz w:val="20"/>
+          <w:szCs w:val="20"/>
+        </w:rPr>
+      </w:pPr>
+      <w:r>
+        <w:rPr>
+          <w:rFonts w:ascii="Verdana" w:hAnsi="Verdana"/>
+          <w:sz w:val="20"/>
+          <w:szCs w:val="20"/>
+        </w:rPr>
+        <w:t>Quando a Fleequid procede mediante Revenda, o Vendedor está obrigado, a pedido da Fleequid, a emitir a esta a fatura relativa à venda do Veículo no prazo de 5 (cinco) dias a contar do pedido, em euros e em conformidade com os montantes, os dados e as indicações comunicados pela Fleequid. A fatura indica o Preço de venda ao Comprador, bem como as Comissões, as Tarifas e os eventuais reembolsos de despesas devidos à Fleequid, acrescidos do IVA quando legalmente devido; depois de efetuada a compensação do que for devido nos termos do art. 17.4, a Fleequid liquida a fatura ao Vendedor logo que o Preço de compra líquido se torne exigível nos termos do mesmo art. 17.4. Em caso de atraso na emissão ou na transmissão da fatura para além do referido prazo, o Vendedor está obrigado a pagar à Fleequid uma penalidade de 150,00 € (cento e cinquenta/00 euros) por cada dia de atraso e por cada Veículo em causa, até ao cumprimento, penalidade essa que a Fleequid tem o direito de compensar com o montante da fatura, sem prejuízo da indemnização por danos adicionais. Caso, por efeito da falta de pagamento do Comprador, da Anulação da venda, da redução do seu objeto, da retificação da operação ou por outra causa prevista nas presentes Condições Gerais, se torne necessária a emissão de uma nota de crédito, de um documento de estorno ou de retificação ou a reemissão da fatura, incluindo em consequência de uma nova venda do Veículo a um Licitante diferente por um montante diferente, o Vendedor está obrigado a fazê-lo no prazo de 5 (cinco) dias a contar do pedido da Fleequid; em caso de atraso imputável ao Vendedor aplica-se a mesma penalidade diária, que a Fleequid tem o direito de compensar com as quantias subsequentemente devidas ao Vendedor ou de deduzir das mesmas. Mantêm-se as disposições dos arts. 15 e 16.2 relativas às restituições, à documentação fiscal e às demais formalidades necessárias à execução ou à reposição da operação.</w:t>
       </w:r>
     </w:p>
     <w:p>
@@ -10692,7 +10692,7 @@
           <w:sz w:val="20"/>
           <w:szCs w:val="20"/>
         </w:rPr>
-        <w:t>A Fleequid tem o direito de resolver, no todo ou em parte, nos termos do art. 1456 do Código Civil italiano, a relação contratual relativa à compra do Veículo ao Vendedor, mediante comunicação escrita na qual declare pretender prevalecer-se da presente cláusula resolutiva expressa, e de proceder à Anulação da venda nos termos do art. 14, caso o Vendedor: a) tenha constituído ou permitido a constituição sobre o Veículo de Ónus para além dos declarados, ou não tenha procedido à sua remoção nos prazos previstos no art. 8.3; b) não esteja em condições de assegurar a livre transferência do Veículo, por o produto líquido que lhe cabe se revelar insuficiente para satisfazer os credores com direito à libertação do bem e os demais montantes devidos em relação à operação, ou por os beneficiários dos Ónus recusarem a libertação ou a livre venda; c) tenha fornecido, no registo, na Proposta de venda ou posteriormente, informações ou documentos falsos, inexatos, fraudulentos, desatualizados ou incompletos relevantes para a operação específica; d) viole as obrigações previstas nas presentes Condições Gerais em matéria de propriedade, disponibilidade, guarda e conservação do Veículo, veracidade das informações, documentação, exclusividade, transferência da propriedade, entrega, legislação ambiental ou direitos de terceiros; e) viole normas imperativas ou disposições administrativas aplicáveis à comercialização, à transferência ou à gestão do Veículo, ou direitos de terceiros, de modo a prejudicar ou tornar arriscado o prosseguimento da operação; f) recuse ou omita transferir a propriedade do Veículo ou praticar os atos, cumprir as formalidades ou prestar a colaboração necessários ao registo do Veículo ou da sua titularidade em nome da Fleequid, ou incumpra a obrigação de o colocar à disposição ou de o entregar nos termos previstos nas presentes Condições Gerais. Mantém-se ainda a faculdade de a Fleequid suspender a operação ou a comercialização do Veículo e adotar as medidas razoavelmente necessárias quando tal seja oportuno para prevenir fraudes, proteger a segurança do Marketplace, da Fleequid, do Comprador ou de terceiros, verificar situações de risco, proceder a averiguações ou assegurar o cumprimento da legislação aplicável, incluindo a ambiental; a adoção dessas medidas tem natureza cautelar e não implica, por si só, o exercício da cláusula resolutiva expressa nem a aplicação da penalidade prevista no presente número, que pressupõem o apuramento de uma violação contratual ou normativa imputável ao Vendedor. Em caso de resolução ou Anulação por uma das causas previstas no presente número, continuam a ser devidas as Comissões a cargo do Vendedor cujo direito tenha eventualmente já sido adquirido nos termos do art. 12.4, as Tarifas, os custos e as despesas suportados pela Fleequid em relação à operação e os demais montantes devidos a título distinto. Nas hipóteses referidas nas alíneas c), d), e) e f), salvo se o mesmo facto concreto já estiver coberto, para tutela do mesmo interesse, por uma penalidade específica prevista nas presentes Condições Gerais, incluindo, a título exemplificativo, as referidas nos arts. 8.9, 8.11, 8.12 e 16.9, o Vendedor está ainda obrigado a pagar à Fleequid, a título de penalidade, um montante igual a 30 % do Preço de reserva determinado por ocasião do primeiro Leilão relativo ao Veículo, sendo irrelevantes as eventuais reduções posteriores do Preço de reserva, ou, caso não se tenha realizado para o Veículo qualquer Leilão com Preço de reserva mas tenha sido previsto um Preço de reserva para a operação específica, a 30 % desse Preço de reserva, ou ainda, caso não tenha sido previsto qualquer Preço de reserva para a operação específica, a 30 % do Preço de venda ao Comprador ou, na falta também do Preço de venda ao Comprador, a 30 % do PMCV relativo à operação específica, salvo o disposto no art. 18.5 para o Dealer Sales, sem prejuízo da indemnização por danos adicionais. Nos casos em que, nos termos do período anterior e do art. 15.8, se aplique uma penalidade específica em lugar da prevista no presente número, mantêm-se a faculdade de resolução nos termos do art. 1456 do Código Civil italiano e as demais consequências previstas no presente número diferentes da penalidade; são, pelo contrário, cumuláveis as consequências previstas para factos ou violações distintos, nos termos previstos no art. 15.8. No que respeita à recusa ou à omissão de transferir a propriedade do Veículo referidas na alínea f), a penalidade prevista no presente número não se aplica pelo mesmo facto, nem sequer antes de estarem verificados os pressupostos da recusa previstos no art. 8.11; verificados esses pressupostos, aplica-se a penalidade específica prevista no art. 8.11, mantendo-se a faculdade de resolução nos termos do art. 1456 do Código Civil italiano e as demais consequências previstas no presente número diferentes da penalidade.</w:t>
+        <w:t>A Fleequid tem o direito de resolver, no todo ou em parte, nos termos do art. 1456 do Código Civil italiano, a relação contratual relativa à compra do Veículo ao Vendedor, mediante comunicação escrita na qual declare pretender prevalecer-se da presente cláusula resolutiva expressa, e de proceder à Anulação da venda nos termos do art. 14, caso o Vendedor: a) tenha constituído ou permitido a constituição sobre o Veículo de Ónus para além dos declarados, ou não tenha procedido à sua remoção nos prazos previstos no art. 8.3; b) não esteja em condições de assegurar a livre transferência do Veículo, por o produto líquido que lhe cabe se revelar insuficiente para satisfazer os credores com direito à libertação do bem e os demais montantes devidos em relação à operação, ou por os beneficiários dos Ónus recusarem a libertação ou a livre venda; c) tenha fornecido, no registo, na Proposta de venda ou posteriormente, informações ou documentos falsos, inexatos, fraudulentos, desatualizados ou incompletos relevantes para a operação específica; d) viole as obrigações previstas nas presentes Condições Gerais em matéria de propriedade, disponibilidade, guarda e conservação do Veículo, veracidade das informações, documentação, exclusividade, transferência da propriedade, entrega, legislação ambiental ou direitos de terceiros; e) viole normas imperativas ou disposições administrativas aplicáveis à comercialização, à transferência ou à gestão do Veículo, ou direitos de terceiros, de modo a prejudicar ou tornar arriscado o prosseguimento da operação; f) recuse ou omita transferir a propriedade do Veículo ou praticar os atos, cumprir as formalidades ou prestar a colaboração necessários ao registo do Veículo ou da sua titularidade em nome da Fleequid, ou incumpra a obrigação de o colocar à disposição ou de o entregar nos termos previstos nas presentes Condições Gerais. Mantém-se ainda a faculdade de a Fleequid suspender a operação ou a comercialização do Veículo e adotar as medidas razoavelmente necessárias quando tal seja oportuno para prevenir fraudes, proteger a segurança do Marketplace, da Fleequid, do Comprador ou de terceiros, verificar situações de risco, proceder a averiguações ou assegurar o cumprimento da legislação aplicável, incluindo a ambiental; a adoção dessas medidas tem natureza cautelar e não implica, por si só, o exercício da cláusula resolutiva expressa nem a aplicação da penalidade prevista no presente número, que pressupõem o apuramento de uma violação contratual ou normativa imputável ao Vendedor. Em caso de resolução ou Anulação por uma das causas previstas no presente número, continuam a ser devidas as Comissões a cargo do Vendedor cujo direito tenha eventualmente já sido adquirido nos termos do art. 12.4, as Tarifas, os custos e as despesas suportados pela Fleequid em relação à operação e os demais montantes devidos a título distinto. Nas hipóteses referidas nas alíneas c), d), e) e f), salvo se o mesmo facto concreto já estiver coberto, para tutela do mesmo interesse, por uma penalidade específica prevista nas presentes Condições Gerais, incluindo, a título exemplificativo, as referidas nos arts. 8.9, 8.11, 8.12 e 16.9, o Vendedor está ainda obrigado a pagar à Fleequid, a título de penalidade, um montante igual a 30 % do Preço de reserva determinado por ocasião do primeiro Leilão relativo ao Veículo, sendo irrelevantes as eventuais reduções posteriores do Preço de reserva, ou, caso não se tenha realizado para o Veículo qualquer Leilão com Preço de reserva mas tenha sido previsto um Preço de reserva para a operação específica, a 30 % desse Preço de reserva, ou ainda, caso não tenha sido previsto qualquer Preço de reserva para a operação específica, a 30 % do Preço de venda ao Comprador ou, na falta também do Preço de venda ao Comprador, a 30 % do PMCV relativo à operação específica, salvo o disposto no art. 18.5 para o Dealer Sales, sem prejuízo da indemnização por danos adicionais. Nos casos em que, nos termos do período anterior e do art. 15.8, se aplique uma penalidade específica em lugar da prevista no presente número, mantêm-se a faculdade de resolução nos termos do art. 1456 do Código Civil italiano e as demais consequências previstas no presente número diferentes da penalidade; são, pelo contrário, cumuláveis as consequências previstas para factos ou violações distintos, nos termos previstos no art. 15.8. No que respeita à recusa ou à omissão de transferir a propriedade do Veículo referidas na alínea f), a penalidade prevista no presente número não se aplica pelo mesmo facto, nem sequer antes de estarem verificados os pressupostos da recusa previstos no art. 8.11; verificados esses pressupostos, aplica-se a penalidade específica prevista no art. 8.11, alínea a), mantendo-se a faculdade de resolução nos termos do art. 1456 do Código Civil italiano e as demais consequências previstas no presente número diferentes da penalidade.</w:t>
       </w:r>
     </w:p>
     <w:p>
@@ -11047,7 +11047,7 @@
           <w:sz w:val="20"/>
           <w:szCs w:val="20"/>
         </w:rPr>
-        <w:t>No Dealer Sales, o Vendedor está obrigado, a pedido da Fleequid, a emitir a esta a fatura relativa à venda do Veículo no prazo de 5 (cinco) dias a contar do pedido, segundo os dados e as indicações comunicados pela Fleequid. A fatura é emitida com referência ao Preço de compra acordado nos termos do art. 18.3, acrescido do IVA quando aplicável e dos eventuais montantes adicionais referentes exclusivamente à respetiva relação de compra e venda. Em caso de atraso imputável ao Vendedor na emissão ou na transmissão da fatura, o Vendedor está obrigado a pagar à Fleequid uma penalidade de 150,00 € (cento e cinquenta/00 euros) por cada dia de atraso e por cada Veículo em causa, até ao cumprimento, sem prejuízo da indemnização por danos adicionais. Caso se torne necessária a emissão de uma nota de crédito, de um documento de estorno ou de retificação ou a reemissão da fatura, o Vendedor está obrigado a fazê-lo no prazo de 5 (cinco) dias a contar do pedido da Fleequid, com aplicação da mesma penalidade em caso de atraso. Permanece distinta e autónoma a faturação emitida pela Fleequid ao Comprador, regulada pelo art. 16.2.</w:t>
+        <w:t>No Dealer Sales, o Vendedor está obrigado, a pedido da Fleequid, a emitir a esta a fatura relativa à venda do Veículo no prazo de 5 (cinco) dias a contar do pedido, segundo os dados e as indicações comunicados pela Fleequid. A fatura é emitida com referência ao Preço de compra acordado nos termos do art. 18.3, acrescido do IVA quando aplicável e dos eventuais montantes adicionais referentes exclusivamente à respetiva relação de compra e venda. Em caso de atraso na emissão ou na transmissão da fatura, o Vendedor está obrigado a pagar à Fleequid uma penalidade de 150,00 € (cento e cinquenta/00 euros) por cada dia de atraso e por cada Veículo em causa, até ao cumprimento, sem prejuízo da indemnização por danos adicionais. Caso se torne necessária a emissão de uma nota de crédito, de um documento de estorno ou de retificação ou a reemissão da fatura, o Vendedor está obrigado a fazê-lo no prazo de 5 (cinco) dias a contar do pedido da Fleequid, com aplicação da mesma penalidade em caso de atraso. Permanece distinta e autónoma a faturação emitida pela Fleequid ao Comprador, regulada pelo art. 16.2.</w:t>
       </w:r>
     </w:p>
     <w:p>
@@ -11075,7 +11075,7 @@
           <w:sz w:val="20"/>
           <w:szCs w:val="20"/>
         </w:rPr>
-        <w:t>Na relação de compra entre o Vendedor e a Fleequid mantêm-se integralmente as declarações, as garantias e as obrigações de indemnidade, reembolso e regresso impostas ao Vendedor pelas presentes Condições Gerais, incluindo as previstas nos arts. 8.3, 8.12, 8.13 e 19.6, bem como o regime da denúncia e dos respetivos prazos referido no art. 17.7 e a cláusula resolutiva expressa e as consequências económicas referidas no art. 17.8, que se aplicam ao contrato de compra celebrado pela Fleequid no Dealer Sales; para efeitos da determinação da penalidade prevista no art. 17.8, caso não existam para o Veículo nem um Preço de reserva nem um Preço de venda ao Comprador, como pode suceder em particular na compra para stock, a base subsidiária final é constituída, em lugar do PMCV, pelo Preço de compra devido pela Fleequid ao Vendedor. A compra do Veículo pela Fleequid não extingue nem reduz essas proteções. A obrigação de indemnidade referida no art. 8.13 opera expressamente também com referência às pretensões apresentadas pelo Comprador contra a Fleequid enquanto vendedor efetivo, bem como às quantias, aos custos, às reparações, às despesas, aos encargos e aos danos que a Fleequid suporte nessa qualidade por factos, vícios, defeitos, omissões ou incumprimentos imputáveis ao Vendedor, com direito de regresso e de reembolso integral perante este. Caso uma não conformidade, um vício, um dano ou outra circunstância imputável ao Vendedor se revele ou seja denunciada pelo Comprador após a revenda do Veículo, a Fleequid conserva o direito de a invocar perante o Vendedor nos prazos previstos no art. 17.7, contados, quando o facto não fosse já anteriormente conhecido da Fleequid, a partir da respetiva descoberta ou da receção da reclamação do Comprador. O pagamento do Preço de compra, a receção do Veículo pela Fleequid ou por entidades por esta encarregadas e a subsequente revenda ao Comprador não implicam renúncia aos direitos de indemnidade, regresso e reembolso nem aos demais meios de tutela que assistem à Fleequid perante o Vendedor.</w:t>
+        <w:t>Na relação de compra entre o Vendedor e a Fleequid mantêm-se integralmente as declarações, as garantias e as obrigações de indemnidade, reembolso e regresso impostas ao Vendedor pelas presentes Condições Gerais, incluindo as previstas nos arts. 8.3, 8.12, 8.13 e 19.6, bem como o regime da denúncia e dos respetivos prazos referido no art. 17.7 e a cláusula resolutiva expressa e as consequências económicas referidas no art. 17.8, que se aplicam ao contrato de compra celebrado pela Fleequid no Dealer Sales; para efeitos da determinação da penalidade prevista no art. 17.8, caso não existam para o Veículo nem um Preço de reserva nem um Preço de venda ao Comprador, como pode suceder em particular na compra para stock, a base subsidiária final é constituída, em lugar do PMCV, pelo Preço de compra devido pela Fleequid ao Vendedor. A compra do Veículo pela Fleequid não extingue nem reduz essas proteções. A obrigação de indemnidade referida no art. 8.13 opera expressamente também com referência às pretensões apresentadas pelo Comprador contra a Fleequid enquanto vendedor efetivo, bem como às quantias, aos custos, às reparações, às despesas, aos encargos e aos danos que a Fleequid suporte nessa qualidade por factos, vícios, defeitos, omissões ou incumprimentos imputáveis ao Vendedor, com direito de regresso e de reembolso integral perante este. Caso uma não conformidade, um vício, um dano do Veículo ou outra circunstância imputável ao Vendedor se revele, ou seja denunciada pelo Comprador, após a revenda do Veículo, a Fleequid conserva o direito de a invocar perante o Vendedor nos prazos previstos no art. 17.7, contados, quando o facto não fosse já anteriormente conhecido da Fleequid, a partir da respetiva descoberta ou da receção da reclamação do Comprador. O pagamento do Preço de compra, a receção do Veículo pela Fleequid ou por entidades por esta encarregadas e a subsequente revenda ao Comprador não implicam renúncia aos direitos de indemnidade, regresso e reembolso nem aos demais meios de tutela que assistem à Fleequid perante o Vendedor.</w:t>
       </w:r>
     </w:p>
     <w:p>
@@ -11479,7 +11479,7 @@
           <w:sz w:val="20"/>
           <w:szCs w:val="20"/>
         </w:rPr>
-        <w:t>Antes da apresentação da Oferta, o Comprador está obrigado a examinar, com a diligência exigida pela sua qualidade profissional, o Anúncio, as Especificações técnicas, o TrustReport quando disponível, as fotografias, a documentação e qualquer outra informação disponibilizada em relação ao Veículo, bem como a fazer uso, quando disponibilizada pela Fleequid ou pelo Vendedor, da possibilidade de ver, inspecionar e testar o Veículo. Não podem ser qualificados como vícios ocultos nem podem fundamentar pedidos de garantia, redução do preço, compensação ou indemnização os vícios, os defeitos, as não conformidades, as condições de utilização, o desgaste, as deficiências de conformidade ou as faltas — incluindo as relativas a partes não imediatamente visíveis ou de difícil acesso — que resultassem das informações ou da documentação disponibilizadas ou que o Comprador pudesse ter detetado mediante o exame das mesmas ou fazendo uso da eventual possibilidade de inspeção e teste do Veículo. A não realização da inspeção ou do teste, sempre oferecidos pela Fleequid, fica por conta e risco do Comprador e não pode determinar um alargamento do regime de garantia aplicável. O ónus de exame e de inspeção previsto no presente número subsiste em todos os Modelos de Venda e em todas as modalidades de execução.</w:t>
+        <w:t>Antes da apresentação da Oferta, o Comprador está obrigado a examinar, com a diligência exigida pela sua qualidade profissional, o Anúncio, as Especificações técnicas, o TrustReport quando disponível, as fotografias, a documentação e qualquer outra informação disponibilizada em relação ao Veículo, bem como a fazer uso da possibilidade de ver, inspecionar e testar o Veículo. Não podem ser qualificados como vícios ocultos nem podem fundamentar pedidos de garantia, redução do preço, compensação ou indemnização os vícios, os defeitos, as não conformidades, as condições de utilização, o desgaste, as deficiências de conformidade ou as faltas — incluindo as relativas a partes não imediatamente visíveis ou de difícil acesso — que resultassem das informações ou da documentação disponibilizadas ou que o Comprador pudesse ter detetado mediante o exame das mesmas ou fazendo uso da possibilidade de inspeção e teste do Veículo. A não realização da inspeção ou do teste, sempre oferecidos pela Fleequid, fica por conta e risco do Comprador e não pode determinar um alargamento do regime de garantia aplicável. O ónus de exame e de inspeção previsto no presente número subsiste em todos os Modelos de Venda e em todas as modalidades de execução.</w:t>
       </w:r>
     </w:p>
     <w:p>
@@ -11892,10 +11892,19 @@
       <w:r>
         <w:rPr>
           <w:rFonts w:ascii="Verdana" w:hAnsi="Verdana"/>
-          <w:sz w:val="20"/>
-          <w:szCs w:val="20"/>
-        </w:rPr>
-        <w:t>Venda à comissão com atuação da Fleequid como Intermediário puro. Quando a Fleequid atua nos termos do art. 2.6, a compra e venda e a respetiva relação de garantia estabelecem-se direta e exclusivamente entre o Vendedor e o Comprador, nos limites, com as exclusões e segundo os prazos convencionais previstos no presente artigo, que o Vendedor e o Comprador acordam expressamente aplicar também à sua relação direta. A Fleequid não compra o Veículo, não assume a qualidade de vendedor e não responde pela sua conformidade, pelas suas qualidades, pelos seus vícios ou defeitos nem pelo cumprimento das obrigações de garantia do Vendedor. O Vendedor e o Comprador, cada um na parte que lhe compete, comprometem-se a isentar e manter indemne a Fleequid de qualquer demanda, ação, exceção, pedido de garantia, restituição, redução do preço, compensação ou indemnização, bem como dos respetivos custos e despesas, relativos ao Veículo ou à respetiva compra e venda. A cláusula de conexão prevista no art. 21 não é aplicável, por a Fleequid não ser parte na compra e venda.</w:t>
+          <w:b/>
+          <w:sz w:val="20"/>
+          <w:szCs w:val="20"/>
+        </w:rPr>
+        <w:t>Venda à comissão com atuação da Fleequid como Intermediário puro</w:t>
+      </w:r>
+      <w:r>
+        <w:rPr>
+          <w:rFonts w:ascii="Verdana" w:hAnsi="Verdana"/>
+          <w:sz w:val="20"/>
+          <w:szCs w:val="20"/>
+        </w:rPr>
+        <w:t>. Quando a Fleequid atua nos termos do art. 2.6, a compra e venda e a respetiva relação de garantia estabelecem-se direta e exclusivamente entre o Vendedor e o Comprador, nos limites, com as exclusões e segundo os prazos convencionais previstos no presente artigo, que o Vendedor e o Comprador acordam expressamente aplicar também à sua relação direta. A Fleequid não compra o Veículo, não assume a qualidade de vendedor e não responde pela sua conformidade, pelas suas qualidades, pelos seus vícios ou defeitos nem pelo cumprimento das obrigações de garantia do Vendedor. O Vendedor e o Comprador, cada um na parte que lhe compete, comprometem-se a isentar e manter indemne a Fleequid de qualquer demanda, ação, exceção, pedido de garantia, restituição, redução do preço, compensação ou indemnização, bem como dos respetivos custos e despesas, relativos ao Veículo ou à respetiva compra e venda. A cláusula de conexão prevista no art. 21 não é aplicável, por a Fleequid não ser parte na compra e venda.</w:t>
       </w:r>
     </w:p>
     <w:p>
@@ -11929,7 +11938,7 @@
           <w:sz w:val="20"/>
           <w:szCs w:val="20"/>
         </w:rPr>
-        <w:t>. Nas vendas celebradas segundo o Dealer Sales, a Fleequid assume a qualidade de vendedor efetivo perante o Comprador, mas a garantia é exclusivamente a que resulta do pacto entre Profissionais contido no presente artigo, com todas as exclusões, limitações, pressupostos e caducidades nele previstos. Nenhuma garantia adicional, expressa ou implícita, pode considerar-se prestada pela Fleequid, salvo se for especificamente assumida por escrito na operação em causa. A denúncia de vícios, defeitos ou não conformidades deve ser efetuada, sob pena de caducidade, nos prazos e segundo as modalidades previstos no art. 20.2 e, em qualquer caso, no prazo de 30 (trinta) dias a contar da entrega e desde que o Veículo não tenha posteriormente percorrido mais de 1.000 (mil) km, prazos que as Partes acordam expressamente como prazos convencionais de caducidade nos termos do art. 1495 do Código Civil italiano. Mantém-se ainda o previsto no art. 16.12 para os vícios, os danos e as não conformidades aparentes detetáveis no momento da entrega. A eventual responsabilidade da Fleequid não pode em caso algum estender-se para além do regime de garantia expressamente acordado, sem prejuízo das garantias, das obrigações de indemnidade, das obrigações de reembolso e dos direitos de regresso que assistem à Fleequid contra o Vendedor originário nos termos dos arts. 8.13, 18.5 e 19.6. Ao Dealer Sales não se aplica a cláusula de conexão prevista no art. 21 e o respetivo regime não é suscetível de aplicação analógica.</w:t>
+        <w:t>. Nas vendas celebradas segundo o Dealer Sales, a Fleequid assume a qualidade de vendedor efetivo perante o Comprador, mas a garantia é exclusivamente a que resulta do pacto entre Profissionais contido no presente artigo, com todas as exclusões, limitações, pressupostos e caducidades nele previstos. Nenhuma garantia adicional, expressa ou implícita, pode considerar-se prestada pela Fleequid, salvo se for especificamente assumida por escrito na operação em causa. A denúncia de vícios, defeitos ou não conformidades deve ser efetuada, sob pena de caducidade, nos prazos e segundo as modalidades previstos no art. 20.2 e, em qualquer caso, no prazo de 30 (trinta) dias de calendário a contar da entrega e desde que o Veículo não tenha posteriormente percorrido mais de 1.000 (mil) km, prazos que as Partes acordam expressamente como prazos convencionais de caducidade nos termos do art. 1495 do Código Civil italiano. Mantém-se ainda o previsto no art. 16.12 para os vícios, os danos e as não conformidades aparentes detetáveis no momento da entrega. A eventual responsabilidade da Fleequid não pode em caso algum estender-se para além do regime de garantia expressamente acordado, sem prejuízo das garantias, das obrigações de indemnidade, das obrigações de reembolso e dos direitos de regresso que assistem à Fleequid contra o Vendedor originário nos termos dos arts. 8.13, 18.5 e 19.6. Ao Dealer Sales não se aplica a cláusula de conexão prevista no art. 21 e o respetivo regime não é suscetível de aplicação analógica.</w:t>
       </w:r>
     </w:p>
     <w:p>
@@ -12101,7 +12110,7 @@
           <w:sz w:val="20"/>
           <w:szCs w:val="20"/>
         </w:rPr>
-        <w:t xml:space="preserve"> ou por qualquer outro meio que comprove a receção pela Fleequid. As não conformidades, os vícios e os defeitos detetáveis no momento da entrega devem ser previamente assinalados nos termos previstos no art. 16.12. Sob pena de caducidade, a reclamação deve chegar à Fleequid o mais tardar no prazo de 30 (trinta) dias a contar da data de entrega e antes de o Veículo ter percorrido outros 1.000 (mil) km. A reclamação deve conter as informações e a documentação, incluindo fotográfica, necessárias à avaliação da contestação; a Fleequid pode solicitar documentos ou esclarecimentos adicionais, que o Comprador está obrigado a fornecer no prazo de 5 (cinco) dias a contar do pedido. Em caso de incumprimento dos referidos prazos ou das modalidades exigidas, a Fleequid pode não dar seguimento à reclamação e proceder ao seu arquivamento, e não está obrigada a tomar em consideração reclamações apresentadas com prazos, modalidades ou informações diferentes dos previstos. Os prazos previstos no presente número operam como prazos convencionais de caducidade em todos os Modelos de Venda, com a ressalva prevista no art. 19.8 e sem prejuízo, nas relações entre a Fleequid e o Vendedor, dos diferentes prazos de denúncia previstos nos arts. 17.7 e 18.5.</w:t>
+        <w:t xml:space="preserve"> ou por qualquer outro meio que comprove a receção pela Fleequid. As não conformidades, os vícios e os defeitos detetáveis no momento da entrega devem ser previamente assinalados nos termos previstos no art. 16.12. Sob pena de caducidade, a reclamação deve chegar à Fleequid o mais tardar no prazo de 30 (trinta) dias de calendário a contar da data de entrega e antes de o Veículo ter percorrido outros 1.000 (mil) km. A reclamação deve conter as informações e a documentação, incluindo fotográfica, necessárias à avaliação da contestação; a Fleequid pode solicitar documentos ou esclarecimentos adicionais, que o Comprador está obrigado a fornecer no prazo de 5 (cinco) dias a contar do pedido. Em caso de incumprimento dos referidos prazos ou das modalidades exigidas, a Fleequid pode não dar seguimento à reclamação e proceder ao seu arquivamento, e não está obrigada a tomar em consideração reclamações apresentadas com prazos, modalidades ou informações diferentes dos previstos. Os prazos previstos no presente número operam como prazos convencionais de caducidade em todos os Modelos de Venda, com a ressalva prevista no art. 19.8 e sem prejuízo, nas relações entre a Fleequid e o Vendedor, dos diferentes prazos de denúncia previstos nos arts. 17.7 e 18.5.</w:t>
       </w:r>
     </w:p>
     <w:p>
@@ -12595,7 +12604,7 @@
           <w:sz w:val="20"/>
           <w:szCs w:val="20"/>
         </w:rPr>
-        <w:t>Para efeitos do art. 12.2, as Condições Específicas podem atribuir a um compromisso irrevogável do Financiador, que reúna os requisitos aí previstos, efeito equivalente ao cumprimento integral da obrigação de pagamento, identificando o momento a partir do qual tal efeito se produz. Na falta de tal previsão expressa, relevam exclusivamente os pagamentos efetivamente recebidos pelos respetivos destinatários.</w:t>
+        <w:t>Para efeitos do art. 12.2, as Condições Específicas podem atribuir a um compromisso irrevogável do Financiador, que reúna os requisitos previstos nas mesmas Condições Específicas, efeito equivalente ao cumprimento integral da obrigação de pagamento, identificando o momento a partir do qual tal efeito se produz. Na falta de tal previsão expressa, relevam exclusivamente os pagamentos efetivamente recebidos pelos respetivos destinatários.</w:t>
       </w:r>
     </w:p>
     <w:p>
@@ -13016,7 +13025,7 @@
           <w:sz w:val="20"/>
           <w:szCs w:val="20"/>
         </w:rPr>
-        <w:t>22077 Olgiate Comasco (CO),</w:t>
+        <w:t>22077 Olgiate Comasco (CO)</w:t>
       </w:r>
     </w:p>
     <w:p>
@@ -13559,7 +13568,7 @@
           <w:sz w:val="20"/>
           <w:szCs w:val="20"/>
         </w:rPr>
-        <w:t>Art. 13 (Venda diferida: adiantamento e Veículo temporariamente em uso pelo Vendedor)</w:t>
+        <w:t>Art. 13 (Venda diferida: Adiantamento e Veículo temporariamente em uso pelo Vendedor)</w:t>
       </w:r>
       <w:r>
         <w:rPr>
